--- a/FASE 2/Evidencias Proyecto/Evidencias de documentación/03_Plan_de_Pruebas_Casino_DUOC.docx
+++ b/FASE 2/Evidencias Proyecto/Evidencias de documentación/03_Plan_de_Pruebas_Casino_DUOC.docx
@@ -96,23 +96,7 @@
     </w:p>
     <w:p>
       <w:r>
-        <w:t>Cubre pruebas unitarias y de integración sobre la API (</w:t>
-      </w:r>
-      <w:proofErr w:type="spellStart"/>
-      <w:r>
-        <w:t>backend</w:t>
-      </w:r>
-      <w:proofErr w:type="spellEnd"/>
-      <w:r>
-        <w:t xml:space="preserve">) y, a medida que avancen los </w:t>
-      </w:r>
-      <w:proofErr w:type="spellStart"/>
-      <w:r>
-        <w:t>sprints</w:t>
-      </w:r>
-      <w:proofErr w:type="spellEnd"/>
-      <w:r>
-        <w:t>, pruebas de aceptación sobre la interfaz. No cubre pruebas de carga ni de seguridad avanzada, que quedan fuera del alcance del MVP según el Documento de Alcance.</w:t>
+        <w:t>Cubre pruebas unitarias y de integración sobre la API (backend) y, a medida que avancen los sprints, pruebas de aceptación sobre la interfaz. No cubre pruebas de carga ni de seguridad avanzada, que quedan fuera del alcance del MVP según el Documento de Alcance.</w:t>
       </w:r>
     </w:p>
     <w:p>
@@ -224,23 +208,7 @@
               <w:spacing w:after="0" w:line="240" w:lineRule="auto"/>
             </w:pPr>
             <w:r>
-              <w:t xml:space="preserve">Sobre funciones de validación aisladas (ej. rechazo de precio negativo), a incorporar con un </w:t>
-            </w:r>
-            <w:proofErr w:type="spellStart"/>
-            <w:r>
-              <w:t>framework</w:t>
-            </w:r>
-            <w:proofErr w:type="spellEnd"/>
-            <w:r>
-              <w:t xml:space="preserve"> como </w:t>
-            </w:r>
-            <w:proofErr w:type="spellStart"/>
-            <w:r>
-              <w:t>Jest</w:t>
-            </w:r>
-            <w:proofErr w:type="spellEnd"/>
-            <w:r>
-              <w:t xml:space="preserve"> en Sprint 2.</w:t>
+              <w:t>Sobre funciones de lógica aislada (cálculo de nutrición y predicción de demanda), con el ejecutor de pruebas de Node (node:test). Se reemplazó el plan inicial de usar Jest.</w:t>
             </w:r>
           </w:p>
         </w:tc>
@@ -280,15 +248,7 @@
               <w:spacing w:after="0" w:line="240" w:lineRule="auto"/>
             </w:pPr>
             <w:r>
-              <w:t xml:space="preserve">Sobre los </w:t>
-            </w:r>
-            <w:proofErr w:type="spellStart"/>
-            <w:r>
-              <w:t>endpoints</w:t>
-            </w:r>
-            <w:proofErr w:type="spellEnd"/>
-            <w:r>
-              <w:t xml:space="preserve"> de la API contra una base de datos PostgreSQL real, no simulada. Es lo que se ejecutó en Sprint 1 (sección 4).</w:t>
+              <w:t>Sobre los endpoints de la API contra una base de datos PostgreSQL real, no simulada. Es lo que se ejecutó en Sprint 1 (sección 4).</w:t>
             </w:r>
           </w:p>
         </w:tc>
@@ -368,7 +328,7 @@
               <w:spacing w:after="0" w:line="240" w:lineRule="auto"/>
             </w:pPr>
             <w:r>
-              <w:t>Sobre la interfaz, una vez existan pantallas navegables (a partir de Sprint 4), guiadas por el mockup ya construido.</w:t>
+              <w:t>Sobre la interfaz, en celular, tablet y computador, en modo claro y oscuro. Se registran como casos de aceptación PA-xx (sección 5.1).</w:t>
             </w:r>
           </w:p>
         </w:tc>
@@ -391,13 +351,8 @@
         </w:numPr>
         <w:spacing w:after="80"/>
       </w:pPr>
-      <w:proofErr w:type="spellStart"/>
       <w:r>
-        <w:t>Backend</w:t>
-      </w:r>
-      <w:proofErr w:type="spellEnd"/>
-      <w:r>
-        <w:t>: Node.js 18+ con Express, ejecutado localmente.</w:t>
+        <w:t>Backend: Node.js 18+ con Express 5, ejecutado localmente.</w:t>
       </w:r>
     </w:p>
     <w:p>
@@ -410,15 +365,10 @@
         <w:spacing w:after="80"/>
       </w:pPr>
       <w:r>
-        <w:t>Base de datos: PostgreSQL 16, instancia limpia (</w:t>
+        <w:t xml:space="preserve">Base de datos: </w:t>
       </w:r>
-      <w:proofErr w:type="spellStart"/>
       <w:r>
-        <w:t>schema.sql</w:t>
-      </w:r>
-      <w:proofErr w:type="spellEnd"/>
-      <w:r>
-        <w:t xml:space="preserve"> aplicado desde cero antes de cada ronda de pruebas).</w:t>
+        <w:t>PostgreSQL 14 o superior.</w:t>
       </w:r>
     </w:p>
     <w:p>
@@ -431,21 +381,11 @@
         <w:spacing w:after="80"/>
       </w:pPr>
       <w:r>
-        <w:t xml:space="preserve">Herramienta de prueba de API: </w:t>
+        <w:t xml:space="preserve">Frontend: React 19 + Vite. </w:t>
       </w:r>
-      <w:proofErr w:type="spellStart"/>
       <w:r>
-        <w:t>curl</w:t>
+        <w:t>Navegadores: Chrome en Android, Safari en iPhone, Safari o Chrome en tablet (iPad/Android, 768 px) y Chrome en computador</w:t>
       </w:r>
-      <w:proofErr w:type="spellEnd"/>
-      <w:r>
-        <w:t xml:space="preserve"> / </w:t>
-      </w:r>
-      <w:proofErr w:type="spellStart"/>
-      <w:r>
-        <w:t>Postman</w:t>
-      </w:r>
-      <w:proofErr w:type="spellEnd"/>
       <w:r>
         <w:t>.</w:t>
       </w:r>
@@ -460,15 +400,20 @@
         <w:spacing w:after="80"/>
       </w:pPr>
       <w:r>
-        <w:t xml:space="preserve">Datos de prueba: usuarios semilla de </w:t>
+        <w:t>Herramienta de prueba de API: curl / Postman.</w:t>
       </w:r>
-      <w:proofErr w:type="spellStart"/>
+    </w:p>
+    <w:p>
+      <w:pPr>
+        <w:pStyle w:val="Prrafodelista"/>
+        <w:numPr>
+          <w:ilvl w:val="0"/>
+          <w:numId w:val="13"/>
+        </w:numPr>
+        <w:spacing w:after="80"/>
+      </w:pPr>
       <w:r>
-        <w:t>database</w:t>
-      </w:r>
-      <w:proofErr w:type="spellEnd"/>
-      <w:r>
-        <w:t>/seed_sprint1.js (uno por rol, contraseña Test1234).</w:t>
+        <w:t>Datos de prueba: usuarios semilla de database/seed_sprint1.js (uno por rol, contraseña Test1234).</w:t>
       </w:r>
     </w:p>
     <w:p>
@@ -481,15 +426,7 @@
     </w:p>
     <w:p>
       <w:r>
-        <w:t xml:space="preserve">Resultados reales de la ejecución contra el </w:t>
-      </w:r>
-      <w:proofErr w:type="spellStart"/>
-      <w:r>
-        <w:t>backend</w:t>
-      </w:r>
-      <w:proofErr w:type="spellEnd"/>
-      <w:r>
-        <w:t xml:space="preserve"> del Sprint 1, incluyendo el ajuste posterior que dejó la consulta de menú sin requerir sesión.</w:t>
+        <w:t>Resultados reales de la ejecución contra el backend del Sprint 1, incluyendo el ajuste posterior que dejó la consulta de menú sin requerir sesión.</w:t>
       </w:r>
     </w:p>
     <w:tbl>
@@ -700,13 +637,8 @@
             </w:tcMar>
           </w:tcPr>
           <w:p>
-            <w:proofErr w:type="spellStart"/>
-            <w:r>
-              <w:t>Login</w:t>
-            </w:r>
-            <w:proofErr w:type="spellEnd"/>
-            <w:r>
-              <w:t xml:space="preserve"> con credenciales válidas (rol Personal Casino)</w:t>
+            <w:r>
+              <w:t>Login con credenciales válidas (rol Administrador)</w:t>
             </w:r>
           </w:p>
         </w:tc>
@@ -788,13 +720,8 @@
             </w:tcMar>
           </w:tcPr>
           <w:p>
-            <w:proofErr w:type="spellStart"/>
-            <w:r>
-              <w:t>Login</w:t>
-            </w:r>
-            <w:proofErr w:type="spellEnd"/>
-            <w:r>
-              <w:t xml:space="preserve"> con contraseña incorrecta</w:t>
+            <w:r>
+              <w:t>Login con contraseña incorrecta</w:t>
             </w:r>
           </w:p>
         </w:tc>
@@ -845,6 +772,7 @@
           </w:tcPr>
           <w:p>
             <w:r>
+              <w:lastRenderedPageBreak/>
               <w:t>CP-03</w:t>
             </w:r>
           </w:p>
@@ -876,13 +804,8 @@
             </w:tcMar>
           </w:tcPr>
           <w:p>
-            <w:proofErr w:type="spellStart"/>
-            <w:r>
-              <w:t>Login</w:t>
-            </w:r>
-            <w:proofErr w:type="spellEnd"/>
-            <w:r>
-              <w:t xml:space="preserve"> con correo inexistente</w:t>
+            <w:r>
+              <w:t>Login con correo inexistente</w:t>
             </w:r>
           </w:p>
         </w:tc>
@@ -936,7 +859,6 @@
               <w:spacing w:after="0" w:line="240" w:lineRule="auto"/>
             </w:pPr>
             <w:r>
-              <w:lastRenderedPageBreak/>
               <w:t>CP-04</w:t>
             </w:r>
           </w:p>
@@ -975,7 +897,7 @@
               <w:spacing w:after="0" w:line="240" w:lineRule="auto"/>
             </w:pPr>
             <w:r>
-              <w:t>Personal Casino crea una preparación con ingredientes</w:t>
+              <w:t>Nutricionista o Administrador crea una preparación con ingredientes</w:t>
             </w:r>
           </w:p>
         </w:tc>
@@ -1759,15 +1681,7 @@
               <w:spacing w:after="0" w:line="240" w:lineRule="auto"/>
             </w:pPr>
             <w:r>
-              <w:t>Crear preparación con precio no numérico (ej. "</w:t>
-            </w:r>
-            <w:proofErr w:type="spellStart"/>
-            <w:r>
-              <w:t>abc</w:t>
-            </w:r>
-            <w:proofErr w:type="spellEnd"/>
-            <w:r>
-              <w:t>")</w:t>
+              <w:t>Crear preparación con precio no numérico (ej. "abc")</w:t>
             </w:r>
           </w:p>
         </w:tc>
@@ -1963,15 +1877,7 @@
               <w:spacing w:after="0" w:line="240" w:lineRule="auto"/>
             </w:pPr>
             <w:r>
-              <w:t xml:space="preserve">Solicitud con encabezado </w:t>
-            </w:r>
-            <w:proofErr w:type="spellStart"/>
-            <w:r>
-              <w:t>Origin</w:t>
-            </w:r>
-            <w:proofErr w:type="spellEnd"/>
-            <w:r>
-              <w:t xml:space="preserve"> distinto (CORS)</w:t>
+              <w:t>Solicitud con encabezado Origin distinto (CORS)</w:t>
             </w:r>
           </w:p>
         </w:tc>
@@ -1990,21 +1896,8 @@
               <w:spacing w:after="0" w:line="240" w:lineRule="auto"/>
             </w:pPr>
             <w:r>
-              <w:t>200, respuesta incluye Access-Control-</w:t>
-            </w:r>
-            <w:proofErr w:type="spellStart"/>
-            <w:r>
-              <w:t>Allow</w:t>
-            </w:r>
-            <w:proofErr w:type="spellEnd"/>
-            <w:r>
-              <w:t>-</w:t>
-            </w:r>
-            <w:proofErr w:type="spellStart"/>
-            <w:r>
-              <w:t>Origin</w:t>
-            </w:r>
-            <w:proofErr w:type="spellEnd"/>
+              <w:t>200, respuesta incluye Access-Control-Allow-Origin</w:t>
+            </w:r>
           </w:p>
         </w:tc>
         <w:tc>
@@ -2049,7 +1942,10 @@
         <w:pStyle w:val="Ttulo1"/>
       </w:pPr>
       <w:r>
-        <w:t xml:space="preserve">5. Casos de prueba: Pendientes por sprint </w:t>
+        <w:t xml:space="preserve">5. </w:t>
+      </w:r>
+      <w:r>
+        <w:t>Casos de prueba de los sprints 2 a 10</w:t>
       </w:r>
     </w:p>
     <w:p>
@@ -2059,45 +1955,26 @@
     </w:p>
     <w:tbl>
       <w:tblPr>
-        <w:tblW w:w="10300" w:type="dxa"/>
-        <w:tblBorders>
-          <w:top w:val="single" w:sz="4" w:space="0" w:color="auto"/>
-          <w:left w:val="single" w:sz="4" w:space="0" w:color="auto"/>
-          <w:bottom w:val="single" w:sz="4" w:space="0" w:color="auto"/>
-          <w:right w:val="single" w:sz="4" w:space="0" w:color="auto"/>
-          <w:insideH w:val="single" w:sz="4" w:space="0" w:color="auto"/>
-          <w:insideV w:val="single" w:sz="4" w:space="0" w:color="auto"/>
-        </w:tblBorders>
-        <w:tblCellMar>
-          <w:left w:w="10" w:type="dxa"/>
-          <w:right w:w="10" w:type="dxa"/>
-        </w:tblCellMar>
-        <w:tblLook w:val="0000" w:firstRow="0" w:lastRow="0" w:firstColumn="0" w:lastColumn="0" w:noHBand="0" w:noVBand="0"/>
+        <w:tblStyle w:val="Tablaconcuadrcula"/>
+        <w:tblW w:w="10343" w:type="dxa"/>
+        <w:tblLook w:val="04A0" w:firstRow="1" w:lastRow="0" w:firstColumn="1" w:lastColumn="0" w:noHBand="0" w:noVBand="1"/>
       </w:tblPr>
       <w:tblGrid>
-        <w:gridCol w:w="846"/>
-        <w:gridCol w:w="1276"/>
-        <w:gridCol w:w="6945"/>
-        <w:gridCol w:w="1233"/>
+        <w:gridCol w:w="1271"/>
+        <w:gridCol w:w="7938"/>
+        <w:gridCol w:w="1134"/>
       </w:tblGrid>
       <w:tr>
-        <w:trPr>
-          <w:tblHeader/>
-        </w:trPr>
-        <w:tc>
-          <w:tcPr>
-            <w:tcW w:w="846" w:type="dxa"/>
-            <w:shd w:val="clear" w:color="auto" w:fill="1F3864"/>
-            <w:tcMar>
-              <w:top w:w="80" w:type="dxa"/>
-              <w:left w:w="80" w:type="dxa"/>
-              <w:bottom w:w="80" w:type="dxa"/>
-              <w:right w:w="80" w:type="dxa"/>
-            </w:tcMar>
-          </w:tcPr>
-          <w:p>
-            <w:pPr>
-              <w:spacing w:after="0" w:line="240" w:lineRule="auto"/>
+        <w:tc>
+          <w:tcPr>
+            <w:tcW w:w="9209" w:type="dxa"/>
+            <w:gridSpan w:val="2"/>
+            <w:shd w:val="clear" w:color="auto" w:fill="002060"/>
+          </w:tcPr>
+          <w:p>
+            <w:pPr>
+              <w:spacing w:after="0"/>
+              <w:jc w:val="center"/>
               <w:rPr>
                 <w:b/>
                 <w:bCs/>
@@ -2108,24 +1985,2514 @@
                 <w:b/>
                 <w:bCs/>
               </w:rPr>
-              <w:t>Sprint</w:t>
-            </w:r>
-          </w:p>
-        </w:tc>
-        <w:tc>
-          <w:tcPr>
-            <w:tcW w:w="1276" w:type="dxa"/>
-            <w:shd w:val="clear" w:color="auto" w:fill="1F3864"/>
-            <w:tcMar>
-              <w:top w:w="80" w:type="dxa"/>
-              <w:left w:w="80" w:type="dxa"/>
-              <w:bottom w:w="80" w:type="dxa"/>
-              <w:right w:w="80" w:type="dxa"/>
-            </w:tcMar>
-          </w:tcPr>
-          <w:p>
-            <w:pPr>
-              <w:spacing w:after="0" w:line="240" w:lineRule="auto"/>
+              <w:t>Pruebas unitarias: nutrición (tests/nutricion.test.js)</w:t>
+            </w:r>
+          </w:p>
+        </w:tc>
+        <w:tc>
+          <w:tcPr>
+            <w:tcW w:w="1134" w:type="dxa"/>
+            <w:shd w:val="clear" w:color="auto" w:fill="002060"/>
+          </w:tcPr>
+          <w:p>
+            <w:pPr>
+              <w:spacing w:after="0"/>
+              <w:rPr>
+                <w:b/>
+                <w:bCs/>
+              </w:rPr>
+            </w:pPr>
+          </w:p>
+        </w:tc>
+      </w:tr>
+      <w:tr>
+        <w:tc>
+          <w:tcPr>
+            <w:tcW w:w="1271" w:type="dxa"/>
+            <w:shd w:val="clear" w:color="auto" w:fill="002060"/>
+            <w:hideMark/>
+          </w:tcPr>
+          <w:p>
+            <w:pPr>
+              <w:spacing w:after="0"/>
+              <w:rPr>
+                <w:b/>
+                <w:bCs/>
+              </w:rPr>
+            </w:pPr>
+            <w:r>
+              <w:rPr>
+                <w:b/>
+                <w:bCs/>
+              </w:rPr>
+              <w:t>ID</w:t>
+            </w:r>
+          </w:p>
+        </w:tc>
+        <w:tc>
+          <w:tcPr>
+            <w:tcW w:w="7938" w:type="dxa"/>
+            <w:shd w:val="clear" w:color="auto" w:fill="002060"/>
+            <w:hideMark/>
+          </w:tcPr>
+          <w:p>
+            <w:pPr>
+              <w:spacing w:after="0"/>
+              <w:rPr>
+                <w:b/>
+                <w:bCs/>
+              </w:rPr>
+            </w:pPr>
+            <w:r>
+              <w:rPr>
+                <w:b/>
+                <w:bCs/>
+              </w:rPr>
+              <w:t>Caso</w:t>
+            </w:r>
+          </w:p>
+        </w:tc>
+        <w:tc>
+          <w:tcPr>
+            <w:tcW w:w="1134" w:type="dxa"/>
+            <w:shd w:val="clear" w:color="auto" w:fill="002060"/>
+            <w:hideMark/>
+          </w:tcPr>
+          <w:p>
+            <w:pPr>
+              <w:spacing w:after="0"/>
+              <w:rPr>
+                <w:b/>
+                <w:bCs/>
+              </w:rPr>
+            </w:pPr>
+            <w:r>
+              <w:rPr>
+                <w:b/>
+                <w:bCs/>
+              </w:rPr>
+              <w:t>Req.</w:t>
+            </w:r>
+          </w:p>
+        </w:tc>
+      </w:tr>
+      <w:tr>
+        <w:tc>
+          <w:tcPr>
+            <w:tcW w:w="1271" w:type="dxa"/>
+            <w:hideMark/>
+          </w:tcPr>
+          <w:p>
+            <w:pPr>
+              <w:spacing w:after="0"/>
+            </w:pPr>
+            <w:r>
+              <w:t>CP-15</w:t>
+            </w:r>
+          </w:p>
+        </w:tc>
+        <w:tc>
+          <w:tcPr>
+            <w:tcW w:w="7938" w:type="dxa"/>
+            <w:hideMark/>
+          </w:tcPr>
+          <w:p>
+            <w:pPr>
+              <w:spacing w:after="0"/>
+            </w:pPr>
+            <w:r>
+              <w:t>Calcula la suma por porción</w:t>
+            </w:r>
+          </w:p>
+        </w:tc>
+        <w:tc>
+          <w:tcPr>
+            <w:tcW w:w="1134" w:type="dxa"/>
+            <w:hideMark/>
+          </w:tcPr>
+          <w:p>
+            <w:pPr>
+              <w:spacing w:after="0"/>
+            </w:pPr>
+            <w:r>
+              <w:t>RF-22</w:t>
+            </w:r>
+          </w:p>
+        </w:tc>
+      </w:tr>
+      <w:tr>
+        <w:tc>
+          <w:tcPr>
+            <w:tcW w:w="1271" w:type="dxa"/>
+            <w:hideMark/>
+          </w:tcPr>
+          <w:p>
+            <w:pPr>
+              <w:spacing w:after="0"/>
+            </w:pPr>
+            <w:r>
+              <w:t>CP-16</w:t>
+            </w:r>
+          </w:p>
+        </w:tc>
+        <w:tc>
+          <w:tcPr>
+            <w:tcW w:w="7938" w:type="dxa"/>
+            <w:hideMark/>
+          </w:tcPr>
+          <w:p>
+            <w:pPr>
+              <w:spacing w:after="0"/>
+            </w:pPr>
+            <w:r>
+              <w:t>Redondea a un decimal</w:t>
+            </w:r>
+          </w:p>
+        </w:tc>
+        <w:tc>
+          <w:tcPr>
+            <w:tcW w:w="1134" w:type="dxa"/>
+            <w:hideMark/>
+          </w:tcPr>
+          <w:p>
+            <w:pPr>
+              <w:spacing w:after="0"/>
+            </w:pPr>
+            <w:r>
+              <w:t>RF-22</w:t>
+            </w:r>
+          </w:p>
+        </w:tc>
+      </w:tr>
+      <w:tr>
+        <w:tc>
+          <w:tcPr>
+            <w:tcW w:w="1271" w:type="dxa"/>
+            <w:hideMark/>
+          </w:tcPr>
+          <w:p>
+            <w:pPr>
+              <w:spacing w:after="0"/>
+            </w:pPr>
+            <w:r>
+              <w:t>CP-17</w:t>
+            </w:r>
+          </w:p>
+        </w:tc>
+        <w:tc>
+          <w:tcPr>
+            <w:tcW w:w="7938" w:type="dxa"/>
+            <w:hideMark/>
+          </w:tcPr>
+          <w:p>
+            <w:pPr>
+              <w:spacing w:after="0"/>
+            </w:pPr>
+            <w:r>
+              <w:t>Todo o nada: falta la cantidad de un ingrediente</w:t>
+            </w:r>
+          </w:p>
+        </w:tc>
+        <w:tc>
+          <w:tcPr>
+            <w:tcW w:w="1134" w:type="dxa"/>
+            <w:hideMark/>
+          </w:tcPr>
+          <w:p>
+            <w:pPr>
+              <w:spacing w:after="0"/>
+            </w:pPr>
+            <w:r>
+              <w:t>RF-22</w:t>
+            </w:r>
+          </w:p>
+        </w:tc>
+      </w:tr>
+      <w:tr>
+        <w:tc>
+          <w:tcPr>
+            <w:tcW w:w="1271" w:type="dxa"/>
+            <w:hideMark/>
+          </w:tcPr>
+          <w:p>
+            <w:pPr>
+              <w:spacing w:after="0"/>
+            </w:pPr>
+            <w:r>
+              <w:t>CP-18</w:t>
+            </w:r>
+          </w:p>
+        </w:tc>
+        <w:tc>
+          <w:tcPr>
+            <w:tcW w:w="7938" w:type="dxa"/>
+            <w:hideMark/>
+          </w:tcPr>
+          <w:p>
+            <w:pPr>
+              <w:spacing w:after="0"/>
+            </w:pPr>
+            <w:r>
+              <w:t>Todo o nada: falta un valor nutricional</w:t>
+            </w:r>
+          </w:p>
+        </w:tc>
+        <w:tc>
+          <w:tcPr>
+            <w:tcW w:w="1134" w:type="dxa"/>
+            <w:hideMark/>
+          </w:tcPr>
+          <w:p>
+            <w:pPr>
+              <w:spacing w:after="0"/>
+            </w:pPr>
+            <w:r>
+              <w:t>RF-22</w:t>
+            </w:r>
+          </w:p>
+        </w:tc>
+      </w:tr>
+      <w:tr>
+        <w:tc>
+          <w:tcPr>
+            <w:tcW w:w="1271" w:type="dxa"/>
+            <w:hideMark/>
+          </w:tcPr>
+          <w:p>
+            <w:pPr>
+              <w:spacing w:after="0"/>
+            </w:pPr>
+            <w:r>
+              <w:t>CP-19</w:t>
+            </w:r>
+          </w:p>
+        </w:tc>
+        <w:tc>
+          <w:tcPr>
+            <w:tcW w:w="7938" w:type="dxa"/>
+            <w:hideMark/>
+          </w:tcPr>
+          <w:p>
+            <w:pPr>
+              <w:spacing w:after="0"/>
+            </w:pPr>
+            <w:r>
+              <w:t>Omite los ingredientes sin cuantificar y los informa</w:t>
+            </w:r>
+          </w:p>
+        </w:tc>
+        <w:tc>
+          <w:tcPr>
+            <w:tcW w:w="1134" w:type="dxa"/>
+            <w:hideMark/>
+          </w:tcPr>
+          <w:p>
+            <w:pPr>
+              <w:spacing w:after="0"/>
+            </w:pPr>
+            <w:r>
+              <w:t>RF-22</w:t>
+            </w:r>
+          </w:p>
+        </w:tc>
+      </w:tr>
+      <w:tr>
+        <w:tc>
+          <w:tcPr>
+            <w:tcW w:w="1271" w:type="dxa"/>
+            <w:hideMark/>
+          </w:tcPr>
+          <w:p>
+            <w:pPr>
+              <w:spacing w:after="0"/>
+            </w:pPr>
+            <w:r>
+              <w:t>CP-20</w:t>
+            </w:r>
+          </w:p>
+        </w:tc>
+        <w:tc>
+          <w:tcPr>
+            <w:tcW w:w="7938" w:type="dxa"/>
+            <w:hideMark/>
+          </w:tcPr>
+          <w:p>
+            <w:pPr>
+              <w:spacing w:after="0"/>
+            </w:pPr>
+            <w:r>
+              <w:t>Rechaza porciones inválidas</w:t>
+            </w:r>
+          </w:p>
+        </w:tc>
+        <w:tc>
+          <w:tcPr>
+            <w:tcW w:w="1134" w:type="dxa"/>
+            <w:hideMark/>
+          </w:tcPr>
+          <w:p>
+            <w:pPr>
+              <w:spacing w:after="0"/>
+            </w:pPr>
+            <w:r>
+              <w:t>RF-22</w:t>
+            </w:r>
+          </w:p>
+        </w:tc>
+      </w:tr>
+      <w:tr>
+        <w:tc>
+          <w:tcPr>
+            <w:tcW w:w="1271" w:type="dxa"/>
+            <w:hideMark/>
+          </w:tcPr>
+          <w:p>
+            <w:pPr>
+              <w:spacing w:after="0"/>
+            </w:pPr>
+            <w:r>
+              <w:t>CP-21</w:t>
+            </w:r>
+          </w:p>
+        </w:tc>
+        <w:tc>
+          <w:tcPr>
+            <w:tcW w:w="7938" w:type="dxa"/>
+            <w:hideMark/>
+          </w:tcPr>
+          <w:p>
+            <w:pPr>
+              <w:spacing w:after="0"/>
+            </w:pPr>
+            <w:r>
+              <w:t>Rechaza una receta sin ingredientes o solo con “sin cuantificar”</w:t>
+            </w:r>
+          </w:p>
+        </w:tc>
+        <w:tc>
+          <w:tcPr>
+            <w:tcW w:w="1134" w:type="dxa"/>
+            <w:hideMark/>
+          </w:tcPr>
+          <w:p>
+            <w:pPr>
+              <w:spacing w:after="0"/>
+            </w:pPr>
+            <w:r>
+              <w:t>RF-22</w:t>
+            </w:r>
+          </w:p>
+        </w:tc>
+      </w:tr>
+      <w:tr>
+        <w:tc>
+          <w:tcPr>
+            <w:tcW w:w="1271" w:type="dxa"/>
+            <w:hideMark/>
+          </w:tcPr>
+          <w:p>
+            <w:pPr>
+              <w:spacing w:after="0"/>
+            </w:pPr>
+            <w:r>
+              <w:t>CP-22</w:t>
+            </w:r>
+          </w:p>
+        </w:tc>
+        <w:tc>
+          <w:tcPr>
+            <w:tcW w:w="7938" w:type="dxa"/>
+            <w:hideMark/>
+          </w:tcPr>
+          <w:p>
+            <w:pPr>
+              <w:spacing w:after="0"/>
+            </w:pPr>
+            <w:r>
+              <w:t>Acepta números como texto (pg devuelve NUMERIC como string)</w:t>
+            </w:r>
+          </w:p>
+        </w:tc>
+        <w:tc>
+          <w:tcPr>
+            <w:tcW w:w="1134" w:type="dxa"/>
+            <w:hideMark/>
+          </w:tcPr>
+          <w:p>
+            <w:pPr>
+              <w:spacing w:after="0"/>
+            </w:pPr>
+            <w:r>
+              <w:t>RF-22</w:t>
+            </w:r>
+          </w:p>
+        </w:tc>
+      </w:tr>
+      <w:tr>
+        <w:tc>
+          <w:tcPr>
+            <w:tcW w:w="1271" w:type="dxa"/>
+            <w:hideMark/>
+          </w:tcPr>
+          <w:p>
+            <w:pPr>
+              <w:spacing w:after="0"/>
+            </w:pPr>
+            <w:r>
+              <w:t>CP-23</w:t>
+            </w:r>
+          </w:p>
+        </w:tc>
+        <w:tc>
+          <w:tcPr>
+            <w:tcW w:w="7938" w:type="dxa"/>
+            <w:hideMark/>
+          </w:tcPr>
+          <w:p>
+            <w:pPr>
+              <w:spacing w:after="0"/>
+            </w:pPr>
+            <w:r>
+              <w:t>Rechaza cantidades o valores negativos</w:t>
+            </w:r>
+          </w:p>
+        </w:tc>
+        <w:tc>
+          <w:tcPr>
+            <w:tcW w:w="1134" w:type="dxa"/>
+            <w:hideMark/>
+          </w:tcPr>
+          <w:p>
+            <w:pPr>
+              <w:spacing w:after="0"/>
+            </w:pPr>
+            <w:r>
+              <w:t>RF-22</w:t>
+            </w:r>
+          </w:p>
+        </w:tc>
+      </w:tr>
+    </w:tbl>
+    <w:p>
+      <w:pPr>
+        <w:spacing w:after="0"/>
+      </w:pPr>
+    </w:p>
+    <w:tbl>
+      <w:tblPr>
+        <w:tblStyle w:val="Tablaconcuadrcula"/>
+        <w:tblW w:w="10343" w:type="dxa"/>
+        <w:tblLook w:val="04A0" w:firstRow="1" w:lastRow="0" w:firstColumn="1" w:lastColumn="0" w:noHBand="0" w:noVBand="1"/>
+      </w:tblPr>
+      <w:tblGrid>
+        <w:gridCol w:w="714"/>
+        <w:gridCol w:w="9629"/>
+      </w:tblGrid>
+      <w:tr>
+        <w:tc>
+          <w:tcPr>
+            <w:tcW w:w="10343" w:type="dxa"/>
+            <w:gridSpan w:val="2"/>
+            <w:shd w:val="clear" w:color="auto" w:fill="002060"/>
+          </w:tcPr>
+          <w:p>
+            <w:pPr>
+              <w:spacing w:after="0"/>
+              <w:jc w:val="center"/>
+              <w:rPr>
+                <w:b/>
+                <w:bCs/>
+              </w:rPr>
+            </w:pPr>
+            <w:r>
+              <w:rPr>
+                <w:b/>
+                <w:bCs/>
+              </w:rPr>
+              <w:t>Pruebas unitarias: predicción (tests/prediccion.test.js)</w:t>
+            </w:r>
+          </w:p>
+        </w:tc>
+      </w:tr>
+      <w:tr>
+        <w:tc>
+          <w:tcPr>
+            <w:tcW w:w="0" w:type="auto"/>
+            <w:shd w:val="clear" w:color="auto" w:fill="002060"/>
+            <w:hideMark/>
+          </w:tcPr>
+          <w:p>
+            <w:pPr>
+              <w:spacing w:after="0"/>
+              <w:rPr>
+                <w:b/>
+                <w:bCs/>
+              </w:rPr>
+            </w:pPr>
+            <w:r>
+              <w:rPr>
+                <w:b/>
+                <w:bCs/>
+              </w:rPr>
+              <w:t>ID</w:t>
+            </w:r>
+          </w:p>
+        </w:tc>
+        <w:tc>
+          <w:tcPr>
+            <w:tcW w:w="9629" w:type="dxa"/>
+            <w:shd w:val="clear" w:color="auto" w:fill="002060"/>
+            <w:hideMark/>
+          </w:tcPr>
+          <w:p>
+            <w:pPr>
+              <w:spacing w:after="0"/>
+              <w:rPr>
+                <w:b/>
+                <w:bCs/>
+              </w:rPr>
+            </w:pPr>
+            <w:r>
+              <w:rPr>
+                <w:b/>
+                <w:bCs/>
+              </w:rPr>
+              <w:t>Caso</w:t>
+            </w:r>
+          </w:p>
+        </w:tc>
+      </w:tr>
+      <w:tr>
+        <w:tc>
+          <w:tcPr>
+            <w:tcW w:w="0" w:type="auto"/>
+            <w:hideMark/>
+          </w:tcPr>
+          <w:p>
+            <w:pPr>
+              <w:spacing w:after="0"/>
+            </w:pPr>
+            <w:r>
+              <w:t>CP-29</w:t>
+            </w:r>
+          </w:p>
+        </w:tc>
+        <w:tc>
+          <w:tcPr>
+            <w:tcW w:w="9629" w:type="dxa"/>
+            <w:hideMark/>
+          </w:tcPr>
+          <w:p>
+            <w:pPr>
+              <w:spacing w:after="0"/>
+            </w:pPr>
+            <w:r>
+              <w:t>Día de la semana ISO (lunes = 1, domingo = 7)</w:t>
+            </w:r>
+          </w:p>
+        </w:tc>
+      </w:tr>
+      <w:tr>
+        <w:tc>
+          <w:tcPr>
+            <w:tcW w:w="0" w:type="auto"/>
+            <w:hideMark/>
+          </w:tcPr>
+          <w:p>
+            <w:pPr>
+              <w:spacing w:after="0"/>
+            </w:pPr>
+            <w:r>
+              <w:t>CP-30</w:t>
+            </w:r>
+          </w:p>
+        </w:tc>
+        <w:tc>
+          <w:tcPr>
+            <w:tcW w:w="9629" w:type="dxa"/>
+            <w:hideMark/>
+          </w:tcPr>
+          <w:p>
+            <w:pPr>
+              <w:spacing w:after="0"/>
+            </w:pPr>
+            <w:r>
+              <w:t>Demanda con los últimos 4 mismos días, más peso a lo reciente</w:t>
+            </w:r>
+          </w:p>
+        </w:tc>
+      </w:tr>
+      <w:tr>
+        <w:tc>
+          <w:tcPr>
+            <w:tcW w:w="0" w:type="auto"/>
+            <w:hideMark/>
+          </w:tcPr>
+          <w:p>
+            <w:pPr>
+              <w:spacing w:after="0"/>
+            </w:pPr>
+            <w:r>
+              <w:t>CP-31</w:t>
+            </w:r>
+          </w:p>
+        </w:tc>
+        <w:tc>
+          <w:tcPr>
+            <w:tcW w:w="9629" w:type="dxa"/>
+            <w:hideMark/>
+          </w:tcPr>
+          <w:p>
+            <w:pPr>
+              <w:spacing w:after="0"/>
+            </w:pPr>
+            <w:r>
+              <w:t>Un día con agotamiento se corrige al alza</w:t>
+            </w:r>
+          </w:p>
+        </w:tc>
+      </w:tr>
+      <w:tr>
+        <w:tc>
+          <w:tcPr>
+            <w:tcW w:w="0" w:type="auto"/>
+            <w:hideMark/>
+          </w:tcPr>
+          <w:p>
+            <w:pPr>
+              <w:spacing w:after="0"/>
+            </w:pPr>
+            <w:r>
+              <w:t>CP-32</w:t>
+            </w:r>
+          </w:p>
+        </w:tc>
+        <w:tc>
+          <w:tcPr>
+            <w:tcW w:w="9629" w:type="dxa"/>
+            <w:hideMark/>
+          </w:tcPr>
+          <w:p>
+            <w:pPr>
+              <w:spacing w:after="0"/>
+            </w:pPr>
+            <w:r>
+              <w:t>Sin suficientes mismos días usa la historia general</w:t>
+            </w:r>
+          </w:p>
+        </w:tc>
+      </w:tr>
+      <w:tr>
+        <w:tc>
+          <w:tcPr>
+            <w:tcW w:w="0" w:type="auto"/>
+            <w:hideMark/>
+          </w:tcPr>
+          <w:p>
+            <w:pPr>
+              <w:spacing w:after="0"/>
+            </w:pPr>
+            <w:r>
+              <w:t>CP-33</w:t>
+            </w:r>
+          </w:p>
+        </w:tc>
+        <w:tc>
+          <w:tcPr>
+            <w:tcW w:w="9629" w:type="dxa"/>
+            <w:hideMark/>
+          </w:tcPr>
+          <w:p>
+            <w:pPr>
+              <w:spacing w:after="0"/>
+            </w:pPr>
+            <w:r>
+              <w:t>Con menos de 2 días de historia no inventa una estimación</w:t>
+            </w:r>
+          </w:p>
+        </w:tc>
+      </w:tr>
+      <w:tr>
+        <w:tc>
+          <w:tcPr>
+            <w:tcW w:w="0" w:type="auto"/>
+            <w:hideMark/>
+          </w:tcPr>
+          <w:p>
+            <w:pPr>
+              <w:spacing w:after="0"/>
+            </w:pPr>
+            <w:r>
+              <w:t>CP-34</w:t>
+            </w:r>
+          </w:p>
+        </w:tc>
+        <w:tc>
+          <w:tcPr>
+            <w:tcW w:w="9629" w:type="dxa"/>
+            <w:hideMark/>
+          </w:tcPr>
+          <w:p>
+            <w:pPr>
+              <w:spacing w:after="0"/>
+            </w:pPr>
+            <w:r>
+              <w:t>No usa días posteriores a la fecha estimada</w:t>
+            </w:r>
+          </w:p>
+        </w:tc>
+      </w:tr>
+      <w:tr>
+        <w:tc>
+          <w:tcPr>
+            <w:tcW w:w="0" w:type="auto"/>
+            <w:hideMark/>
+          </w:tcPr>
+          <w:p>
+            <w:pPr>
+              <w:spacing w:after="0"/>
+            </w:pPr>
+            <w:r>
+              <w:t>CP-35</w:t>
+            </w:r>
+          </w:p>
+        </w:tc>
+        <w:tc>
+          <w:tcPr>
+            <w:tcW w:w="9629" w:type="dxa"/>
+            <w:hideMark/>
+          </w:tcPr>
+          <w:p>
+            <w:pPr>
+              <w:spacing w:after="0"/>
+            </w:pPr>
+            <w:r>
+              <w:t>Backtest con demanda constante: no se equivoca y sobra menos que lo planificado</w:t>
+            </w:r>
+          </w:p>
+        </w:tc>
+      </w:tr>
+      <w:tr>
+        <w:tc>
+          <w:tcPr>
+            <w:tcW w:w="0" w:type="auto"/>
+            <w:hideMark/>
+          </w:tcPr>
+          <w:p>
+            <w:pPr>
+              <w:spacing w:after="0"/>
+            </w:pPr>
+            <w:r>
+              <w:t>CP-36</w:t>
+            </w:r>
+          </w:p>
+        </w:tc>
+        <w:tc>
+          <w:tcPr>
+            <w:tcW w:w="9629" w:type="dxa"/>
+            <w:hideMark/>
+          </w:tcPr>
+          <w:p>
+            <w:pPr>
+              <w:spacing w:after="0"/>
+            </w:pPr>
+            <w:r>
+              <w:t>Backtest: los días con agotamiento bajan la cobertura de lo planificado</w:t>
+            </w:r>
+          </w:p>
+        </w:tc>
+      </w:tr>
+      <w:tr>
+        <w:tc>
+          <w:tcPr>
+            <w:tcW w:w="0" w:type="auto"/>
+            <w:hideMark/>
+          </w:tcPr>
+          <w:p>
+            <w:pPr>
+              <w:spacing w:after="0"/>
+            </w:pPr>
+            <w:r>
+              <w:t>CP-37</w:t>
+            </w:r>
+          </w:p>
+        </w:tc>
+        <w:tc>
+          <w:tcPr>
+            <w:tcW w:w="9629" w:type="dxa"/>
+            <w:hideMark/>
+          </w:tcPr>
+          <w:p>
+            <w:pPr>
+              <w:spacing w:after="0"/>
+            </w:pPr>
+            <w:r>
+              <w:t>Estima la hora de agotamiento con la curva histórica</w:t>
+            </w:r>
+          </w:p>
+        </w:tc>
+      </w:tr>
+      <w:tr>
+        <w:tc>
+          <w:tcPr>
+            <w:tcW w:w="0" w:type="auto"/>
+            <w:hideMark/>
+          </w:tcPr>
+          <w:p>
+            <w:pPr>
+              <w:spacing w:after="0"/>
+            </w:pPr>
+            <w:r>
+              <w:t>CP-38</w:t>
+            </w:r>
+          </w:p>
+        </w:tc>
+        <w:tc>
+          <w:tcPr>
+            <w:tcW w:w="9629" w:type="dxa"/>
+            <w:hideMark/>
+          </w:tcPr>
+          <w:p>
+            <w:pPr>
+              <w:spacing w:after="0"/>
+            </w:pPr>
+            <w:r>
+              <w:t>Si hoy se vende más rápido, se agota antes (escala acotada en 2)</w:t>
+            </w:r>
+          </w:p>
+        </w:tc>
+      </w:tr>
+      <w:tr>
+        <w:tc>
+          <w:tcPr>
+            <w:tcW w:w="0" w:type="auto"/>
+            <w:hideMark/>
+          </w:tcPr>
+          <w:p>
+            <w:pPr>
+              <w:spacing w:after="0"/>
+            </w:pPr>
+            <w:r>
+              <w:t>CP-39</w:t>
+            </w:r>
+          </w:p>
+        </w:tc>
+        <w:tc>
+          <w:tcPr>
+            <w:tcW w:w="9629" w:type="dxa"/>
+            <w:hideMark/>
+          </w:tcPr>
+          <w:p>
+            <w:pPr>
+              <w:spacing w:after="0"/>
+            </w:pPr>
+            <w:r>
+              <w:t>Si lo que queda alcanza hasta el cierre, no se agotaría</w:t>
+            </w:r>
+          </w:p>
+        </w:tc>
+      </w:tr>
+      <w:tr>
+        <w:tc>
+          <w:tcPr>
+            <w:tcW w:w="0" w:type="auto"/>
+            <w:hideMark/>
+          </w:tcPr>
+          <w:p>
+            <w:pPr>
+              <w:spacing w:after="0"/>
+            </w:pPr>
+            <w:r>
+              <w:t>CP-40</w:t>
+            </w:r>
+          </w:p>
+        </w:tc>
+        <w:tc>
+          <w:tcPr>
+            <w:tcW w:w="9629" w:type="dxa"/>
+            <w:hideMark/>
+          </w:tcPr>
+          <w:p>
+            <w:pPr>
+              <w:spacing w:after="0"/>
+            </w:pPr>
+            <w:r>
+              <w:t>Sin stock ya está agotado; sin curva no hay estimación</w:t>
+            </w:r>
+          </w:p>
+        </w:tc>
+      </w:tr>
+      <w:tr>
+        <w:tc>
+          <w:tcPr>
+            <w:tcW w:w="0" w:type="auto"/>
+            <w:hideMark/>
+          </w:tcPr>
+          <w:p>
+            <w:pPr>
+              <w:spacing w:after="0"/>
+            </w:pPr>
+            <w:r>
+              <w:t>CP-41</w:t>
+            </w:r>
+          </w:p>
+        </w:tc>
+        <w:tc>
+          <w:tcPr>
+            <w:tcW w:w="9629" w:type="dxa"/>
+            <w:hideMark/>
+          </w:tcPr>
+          <w:p>
+            <w:pPr>
+              <w:spacing w:after="0"/>
+            </w:pPr>
+            <w:r>
+              <w:t>Backtest de agotamiento: error de pocos minutos con patrón estable</w:t>
+            </w:r>
+          </w:p>
+        </w:tc>
+      </w:tr>
+      <w:tr>
+        <w:tc>
+          <w:tcPr>
+            <w:tcW w:w="0" w:type="auto"/>
+            <w:hideMark/>
+          </w:tcPr>
+          <w:p>
+            <w:pPr>
+              <w:spacing w:after="0"/>
+            </w:pPr>
+            <w:r>
+              <w:t>CP-42</w:t>
+            </w:r>
+          </w:p>
+        </w:tc>
+        <w:tc>
+          <w:tcPr>
+            <w:tcW w:w="9629" w:type="dxa"/>
+            <w:hideMark/>
+          </w:tcPr>
+          <w:p>
+            <w:pPr>
+              <w:spacing w:after="0"/>
+            </w:pPr>
+            <w:r>
+              <w:t>Combinar resultados suma acumulados en vez de promediar promedios</w:t>
+            </w:r>
+          </w:p>
+        </w:tc>
+      </w:tr>
+    </w:tbl>
+    <w:p>
+      <w:pPr>
+        <w:spacing w:after="0"/>
+      </w:pPr>
+    </w:p>
+    <w:tbl>
+      <w:tblPr>
+        <w:tblStyle w:val="Tablaconcuadrcula"/>
+        <w:tblW w:w="10343" w:type="dxa"/>
+        <w:tblLook w:val="04A0" w:firstRow="1" w:lastRow="0" w:firstColumn="1" w:lastColumn="0" w:noHBand="0" w:noVBand="1"/>
+      </w:tblPr>
+      <w:tblGrid>
+        <w:gridCol w:w="714"/>
+        <w:gridCol w:w="9629"/>
+      </w:tblGrid>
+      <w:tr>
+        <w:tc>
+          <w:tcPr>
+            <w:tcW w:w="10343" w:type="dxa"/>
+            <w:gridSpan w:val="2"/>
+            <w:shd w:val="clear" w:color="auto" w:fill="002060"/>
+          </w:tcPr>
+          <w:p>
+            <w:pPr>
+              <w:spacing w:after="0"/>
+              <w:jc w:val="center"/>
+              <w:rPr>
+                <w:b/>
+                <w:bCs/>
+              </w:rPr>
+            </w:pPr>
+            <w:r>
+              <w:rPr>
+                <w:b/>
+                <w:bCs/>
+              </w:rPr>
+              <w:t>Integración: jornada, caja y nutrición (jornada.integracion.js)</w:t>
+            </w:r>
+          </w:p>
+        </w:tc>
+      </w:tr>
+      <w:tr>
+        <w:tc>
+          <w:tcPr>
+            <w:tcW w:w="0" w:type="auto"/>
+            <w:shd w:val="clear" w:color="auto" w:fill="002060"/>
+            <w:hideMark/>
+          </w:tcPr>
+          <w:p>
+            <w:pPr>
+              <w:spacing w:after="0"/>
+              <w:rPr>
+                <w:b/>
+                <w:bCs/>
+              </w:rPr>
+            </w:pPr>
+            <w:r>
+              <w:rPr>
+                <w:b/>
+                <w:bCs/>
+              </w:rPr>
+              <w:t>ID</w:t>
+            </w:r>
+          </w:p>
+        </w:tc>
+        <w:tc>
+          <w:tcPr>
+            <w:tcW w:w="9629" w:type="dxa"/>
+            <w:shd w:val="clear" w:color="auto" w:fill="002060"/>
+            <w:hideMark/>
+          </w:tcPr>
+          <w:p>
+            <w:pPr>
+              <w:spacing w:after="0"/>
+              <w:rPr>
+                <w:b/>
+                <w:bCs/>
+              </w:rPr>
+            </w:pPr>
+            <w:r>
+              <w:rPr>
+                <w:b/>
+                <w:bCs/>
+              </w:rPr>
+              <w:t>Caso</w:t>
+            </w:r>
+          </w:p>
+        </w:tc>
+      </w:tr>
+      <w:tr>
+        <w:tc>
+          <w:tcPr>
+            <w:tcW w:w="0" w:type="auto"/>
+            <w:hideMark/>
+          </w:tcPr>
+          <w:p>
+            <w:pPr>
+              <w:spacing w:after="0"/>
+            </w:pPr>
+            <w:r>
+              <w:t>CP-43</w:t>
+            </w:r>
+          </w:p>
+        </w:tc>
+        <w:tc>
+          <w:tcPr>
+            <w:tcW w:w="9629" w:type="dxa"/>
+            <w:hideMark/>
+          </w:tcPr>
+          <w:p>
+            <w:pPr>
+              <w:spacing w:after="0"/>
+            </w:pPr>
+            <w:r>
+              <w:t>Cajero y nutricionista creados; sesión larga para el cajero</w:t>
+            </w:r>
+          </w:p>
+        </w:tc>
+      </w:tr>
+      <w:tr>
+        <w:tc>
+          <w:tcPr>
+            <w:tcW w:w="0" w:type="auto"/>
+            <w:hideMark/>
+          </w:tcPr>
+          <w:p>
+            <w:pPr>
+              <w:spacing w:after="0"/>
+            </w:pPr>
+            <w:r>
+              <w:t>CP-44</w:t>
+            </w:r>
+          </w:p>
+        </w:tc>
+        <w:tc>
+          <w:tcPr>
+            <w:tcW w:w="9629" w:type="dxa"/>
+            <w:hideMark/>
+          </w:tcPr>
+          <w:p>
+            <w:pPr>
+              <w:spacing w:after="0"/>
+            </w:pPr>
+            <w:r>
+              <w:t>Sin jornada no se puede vender (409)</w:t>
+            </w:r>
+          </w:p>
+        </w:tc>
+      </w:tr>
+      <w:tr>
+        <w:tc>
+          <w:tcPr>
+            <w:tcW w:w="0" w:type="auto"/>
+            <w:hideMark/>
+          </w:tcPr>
+          <w:p>
+            <w:pPr>
+              <w:spacing w:after="0"/>
+            </w:pPr>
+            <w:r>
+              <w:t>CP-45</w:t>
+            </w:r>
+          </w:p>
+        </w:tc>
+        <w:tc>
+          <w:tcPr>
+            <w:tcW w:w="9629" w:type="dxa"/>
+            <w:hideMark/>
+          </w:tcPr>
+          <w:p>
+            <w:pPr>
+              <w:spacing w:after="0"/>
+            </w:pPr>
+            <w:r>
+              <w:t>El cajero no puede iniciar la jornada (403)</w:t>
+            </w:r>
+          </w:p>
+        </w:tc>
+      </w:tr>
+      <w:tr>
+        <w:tc>
+          <w:tcPr>
+            <w:tcW w:w="0" w:type="auto"/>
+            <w:hideMark/>
+          </w:tcPr>
+          <w:p>
+            <w:pPr>
+              <w:spacing w:after="0"/>
+            </w:pPr>
+            <w:r>
+              <w:t>CP-46</w:t>
+            </w:r>
+          </w:p>
+        </w:tc>
+        <w:tc>
+          <w:tcPr>
+            <w:tcW w:w="9629" w:type="dxa"/>
+            <w:hideMark/>
+          </w:tcPr>
+          <w:p>
+            <w:pPr>
+              <w:spacing w:after="0"/>
+            </w:pPr>
+            <w:r>
+              <w:t>La jornada se inicia una sola vez (409)</w:t>
+            </w:r>
+          </w:p>
+        </w:tc>
+      </w:tr>
+      <w:tr>
+        <w:tc>
+          <w:tcPr>
+            <w:tcW w:w="0" w:type="auto"/>
+            <w:hideMark/>
+          </w:tcPr>
+          <w:p>
+            <w:pPr>
+              <w:spacing w:after="0"/>
+            </w:pPr>
+            <w:r>
+              <w:t>CP-47</w:t>
+            </w:r>
+          </w:p>
+        </w:tc>
+        <w:tc>
+          <w:tcPr>
+            <w:tcW w:w="9629" w:type="dxa"/>
+            <w:hideMark/>
+          </w:tcPr>
+          <w:p>
+            <w:pPr>
+              <w:spacing w:after="0"/>
+            </w:pPr>
+            <w:r>
+              <w:t>5 ventas simultáneas y evento en tiempo real (SSE)</w:t>
+            </w:r>
+          </w:p>
+        </w:tc>
+      </w:tr>
+      <w:tr>
+        <w:tc>
+          <w:tcPr>
+            <w:tcW w:w="0" w:type="auto"/>
+            <w:hideMark/>
+          </w:tcPr>
+          <w:p>
+            <w:pPr>
+              <w:spacing w:after="0"/>
+            </w:pPr>
+            <w:r>
+              <w:t>CP-48</w:t>
+            </w:r>
+          </w:p>
+        </w:tc>
+        <w:tc>
+          <w:tcPr>
+            <w:tcW w:w="9629" w:type="dxa"/>
+            <w:hideMark/>
+          </w:tcPr>
+          <w:p>
+            <w:pPr>
+              <w:spacing w:after="0"/>
+            </w:pPr>
+            <w:r>
+              <w:t>Stock exacto: principal −5, compartidos −5, otras categorías intactas</w:t>
+            </w:r>
+          </w:p>
+        </w:tc>
+      </w:tr>
+      <w:tr>
+        <w:tc>
+          <w:tcPr>
+            <w:tcW w:w="0" w:type="auto"/>
+            <w:hideMark/>
+          </w:tcPr>
+          <w:p>
+            <w:pPr>
+              <w:spacing w:after="0"/>
+            </w:pPr>
+            <w:r>
+              <w:t>CP-49</w:t>
+            </w:r>
+          </w:p>
+        </w:tc>
+        <w:tc>
+          <w:tcPr>
+            <w:tcW w:w="9629" w:type="dxa"/>
+            <w:hideMark/>
+          </w:tcPr>
+          <w:p>
+            <w:pPr>
+              <w:spacing w:after="0"/>
+            </w:pPr>
+            <w:r>
+              <w:t>Quedan 2 de 10: baja disponibilidad automática</w:t>
+            </w:r>
+          </w:p>
+        </w:tc>
+      </w:tr>
+      <w:tr>
+        <w:tc>
+          <w:tcPr>
+            <w:tcW w:w="0" w:type="auto"/>
+            <w:hideMark/>
+          </w:tcPr>
+          <w:p>
+            <w:pPr>
+              <w:spacing w:after="0"/>
+            </w:pPr>
+            <w:r>
+              <w:t>CP-50</w:t>
+            </w:r>
+          </w:p>
+        </w:tc>
+        <w:tc>
+          <w:tcPr>
+            <w:tcW w:w="9629" w:type="dxa"/>
+            <w:hideMark/>
+          </w:tcPr>
+          <w:p>
+            <w:pPr>
+              <w:spacing w:after="0"/>
+            </w:pPr>
+            <w:r>
+              <w:t>Vista pública: agotado, quedan 0, compartidos con cantidad</w:t>
+            </w:r>
+          </w:p>
+        </w:tc>
+      </w:tr>
+      <w:tr>
+        <w:tc>
+          <w:tcPr>
+            <w:tcW w:w="0" w:type="auto"/>
+            <w:hideMark/>
+          </w:tcPr>
+          <w:p>
+            <w:pPr>
+              <w:spacing w:after="0"/>
+            </w:pPr>
+            <w:r>
+              <w:t>CP-51</w:t>
+            </w:r>
+          </w:p>
+        </w:tc>
+        <w:tc>
+          <w:tcPr>
+            <w:tcW w:w="9629" w:type="dxa"/>
+            <w:hideMark/>
+          </w:tcPr>
+          <w:p>
+            <w:pPr>
+              <w:spacing w:after="0"/>
+            </w:pPr>
+            <w:r>
+              <w:t>Una venta con stock 0 no se bloquea (queda −1 para corregir en el cierre)</w:t>
+            </w:r>
+          </w:p>
+        </w:tc>
+      </w:tr>
+      <w:tr>
+        <w:tc>
+          <w:tcPr>
+            <w:tcW w:w="0" w:type="auto"/>
+            <w:hideMark/>
+          </w:tcPr>
+          <w:p>
+            <w:pPr>
+              <w:spacing w:after="0"/>
+            </w:pPr>
+            <w:r>
+              <w:t>CP-52</w:t>
+            </w:r>
+          </w:p>
+        </w:tc>
+        <w:tc>
+          <w:tcPr>
+            <w:tcW w:w="9629" w:type="dxa"/>
+            <w:hideMark/>
+          </w:tcPr>
+          <w:p>
+            <w:pPr>
+              <w:spacing w:after="0"/>
+            </w:pPr>
+            <w:r>
+              <w:t>Anular = movimiento contrario; no se puede anular dos veces</w:t>
+            </w:r>
+          </w:p>
+        </w:tc>
+      </w:tr>
+      <w:tr>
+        <w:tc>
+          <w:tcPr>
+            <w:tcW w:w="0" w:type="auto"/>
+            <w:hideMark/>
+          </w:tcPr>
+          <w:p>
+            <w:pPr>
+              <w:spacing w:after="0"/>
+            </w:pPr>
+            <w:r>
+              <w:t>CP-53</w:t>
+            </w:r>
+          </w:p>
+        </w:tc>
+        <w:tc>
+          <w:tcPr>
+            <w:tcW w:w="9629" w:type="dxa"/>
+            <w:hideMark/>
+          </w:tcPr>
+          <w:p>
+            <w:pPr>
+              <w:spacing w:after="0"/>
+            </w:pPr>
+            <w:r>
+              <w:t>El cajero no puede ajustar stock (403)</w:t>
+            </w:r>
+          </w:p>
+        </w:tc>
+      </w:tr>
+      <w:tr>
+        <w:tc>
+          <w:tcPr>
+            <w:tcW w:w="0" w:type="auto"/>
+            <w:hideMark/>
+          </w:tcPr>
+          <w:p>
+            <w:pPr>
+              <w:spacing w:after="0"/>
+            </w:pPr>
+            <w:r>
+              <w:t>CP-54</w:t>
+            </w:r>
+          </w:p>
+        </w:tc>
+        <w:tc>
+          <w:tcPr>
+            <w:tcW w:w="9629" w:type="dxa"/>
+            <w:hideMark/>
+          </w:tcPr>
+          <w:p>
+            <w:pPr>
+              <w:spacing w:after="0"/>
+            </w:pPr>
+            <w:r>
+              <w:t>Cocina: fijar “quedan”, reponer y validaciones</w:t>
+            </w:r>
+          </w:p>
+        </w:tc>
+      </w:tr>
+      <w:tr>
+        <w:tc>
+          <w:tcPr>
+            <w:tcW w:w="0" w:type="auto"/>
+            <w:hideMark/>
+          </w:tcPr>
+          <w:p>
+            <w:pPr>
+              <w:spacing w:after="0"/>
+            </w:pPr>
+            <w:r>
+              <w:t>CP-55</w:t>
+            </w:r>
+          </w:p>
+        </w:tc>
+        <w:tc>
+          <w:tcPr>
+            <w:tcW w:w="9629" w:type="dxa"/>
+            <w:hideMark/>
+          </w:tcPr>
+          <w:p>
+            <w:pPr>
+              <w:spacing w:after="0"/>
+            </w:pPr>
+            <w:r>
+              <w:t>El análisis usa las ventas de caja (vista venta_efectiva)</w:t>
+            </w:r>
+          </w:p>
+        </w:tc>
+      </w:tr>
+      <w:tr>
+        <w:tc>
+          <w:tcPr>
+            <w:tcW w:w="0" w:type="auto"/>
+            <w:hideMark/>
+          </w:tcPr>
+          <w:p>
+            <w:pPr>
+              <w:spacing w:after="0"/>
+            </w:pPr>
+            <w:r>
+              <w:t>CP-56</w:t>
+            </w:r>
+          </w:p>
+        </w:tc>
+        <w:tc>
+          <w:tcPr>
+            <w:tcW w:w="9629" w:type="dxa"/>
+            <w:hideMark/>
+          </w:tcPr>
+          <w:p>
+            <w:pPr>
+              <w:spacing w:after="0"/>
+            </w:pPr>
+            <w:r>
+              <w:t>Cierre con conteo real; jornada cerrada no admite ventas</w:t>
+            </w:r>
+          </w:p>
+        </w:tc>
+      </w:tr>
+      <w:tr>
+        <w:tc>
+          <w:tcPr>
+            <w:tcW w:w="0" w:type="auto"/>
+            <w:hideMark/>
+          </w:tcPr>
+          <w:p>
+            <w:pPr>
+              <w:spacing w:after="0"/>
+            </w:pPr>
+            <w:r>
+              <w:t>CP-57</w:t>
+            </w:r>
+          </w:p>
+        </w:tc>
+        <w:tc>
+          <w:tcPr>
+            <w:tcW w:w="9629" w:type="dxa"/>
+            <w:hideMark/>
+          </w:tcPr>
+          <w:p>
+            <w:pPr>
+              <w:spacing w:after="0"/>
+            </w:pPr>
+            <w:r>
+              <w:t>Informe mensual con ranking normalizado</w:t>
+            </w:r>
+          </w:p>
+        </w:tc>
+      </w:tr>
+      <w:tr>
+        <w:tc>
+          <w:tcPr>
+            <w:tcW w:w="0" w:type="auto"/>
+            <w:hideMark/>
+          </w:tcPr>
+          <w:p>
+            <w:pPr>
+              <w:spacing w:after="0"/>
+            </w:pPr>
+            <w:r>
+              <w:t>CP-58</w:t>
+            </w:r>
+          </w:p>
+        </w:tc>
+        <w:tc>
+          <w:tcPr>
+            <w:tcW w:w="9629" w:type="dxa"/>
+            <w:hideMark/>
+          </w:tcPr>
+          <w:p>
+            <w:pPr>
+              <w:spacing w:after="0"/>
+            </w:pPr>
+            <w:r>
+              <w:t>Jornada olvidada se cierra sola (cierre automático)</w:t>
+            </w:r>
+          </w:p>
+        </w:tc>
+      </w:tr>
+      <w:tr>
+        <w:tc>
+          <w:tcPr>
+            <w:tcW w:w="0" w:type="auto"/>
+            <w:hideMark/>
+          </w:tcPr>
+          <w:p>
+            <w:pPr>
+              <w:spacing w:after="0"/>
+            </w:pPr>
+            <w:r>
+              <w:t>CP-59</w:t>
+            </w:r>
+          </w:p>
+        </w:tc>
+        <w:tc>
+          <w:tcPr>
+            <w:tcW w:w="9629" w:type="dxa"/>
+            <w:hideMark/>
+          </w:tcPr>
+          <w:p>
+            <w:pPr>
+              <w:spacing w:after="0"/>
+            </w:pPr>
+            <w:r>
+              <w:t>Cajero sin acceso a ingredientes; nutricionista sí</w:t>
+            </w:r>
+          </w:p>
+        </w:tc>
+      </w:tr>
+      <w:tr>
+        <w:tc>
+          <w:tcPr>
+            <w:tcW w:w="0" w:type="auto"/>
+            <w:hideMark/>
+          </w:tcPr>
+          <w:p>
+            <w:pPr>
+              <w:spacing w:after="0"/>
+            </w:pPr>
+            <w:r>
+              <w:t>CP-60</w:t>
+            </w:r>
+          </w:p>
+        </w:tc>
+        <w:tc>
+          <w:tcPr>
+            <w:tcW w:w="9629" w:type="dxa"/>
+            <w:hideMark/>
+          </w:tcPr>
+          <w:p>
+            <w:pPr>
+              <w:spacing w:after="0"/>
+            </w:pPr>
+            <w:r>
+              <w:t>Lo que guarda la nutricionista se publica de inmediato</w:t>
+            </w:r>
+          </w:p>
+        </w:tc>
+      </w:tr>
+      <w:tr>
+        <w:tc>
+          <w:tcPr>
+            <w:tcW w:w="0" w:type="auto"/>
+            <w:hideMark/>
+          </w:tcPr>
+          <w:p>
+            <w:pPr>
+              <w:spacing w:after="0"/>
+            </w:pPr>
+            <w:r>
+              <w:t>CP-61</w:t>
+            </w:r>
+          </w:p>
+        </w:tc>
+        <w:tc>
+          <w:tcPr>
+            <w:tcW w:w="9629" w:type="dxa"/>
+            <w:hideMark/>
+          </w:tcPr>
+          <w:p>
+            <w:pPr>
+              <w:spacing w:after="0"/>
+            </w:pPr>
+            <w:r>
+              <w:t>Sin calorías no se publica (“No disponible”)</w:t>
+            </w:r>
+          </w:p>
+        </w:tc>
+      </w:tr>
+      <w:tr>
+        <w:tc>
+          <w:tcPr>
+            <w:tcW w:w="0" w:type="auto"/>
+            <w:hideMark/>
+          </w:tcPr>
+          <w:p>
+            <w:pPr>
+              <w:spacing w:after="0"/>
+            </w:pPr>
+            <w:r>
+              <w:t>CP-62</w:t>
+            </w:r>
+          </w:p>
+        </w:tc>
+        <w:tc>
+          <w:tcPr>
+            <w:tcW w:w="9629" w:type="dxa"/>
+            <w:hideMark/>
+          </w:tcPr>
+          <w:p>
+            <w:pPr>
+              <w:spacing w:after="0"/>
+            </w:pPr>
+            <w:r>
+              <w:t>Calcula y publica sin pasos extra</w:t>
+            </w:r>
+          </w:p>
+        </w:tc>
+      </w:tr>
+      <w:tr>
+        <w:tc>
+          <w:tcPr>
+            <w:tcW w:w="0" w:type="auto"/>
+            <w:hideMark/>
+          </w:tcPr>
+          <w:p>
+            <w:pPr>
+              <w:spacing w:after="0"/>
+            </w:pPr>
+            <w:r>
+              <w:t>CP-63</w:t>
+            </w:r>
+          </w:p>
+        </w:tc>
+        <w:tc>
+          <w:tcPr>
+            <w:tcW w:w="9629" w:type="dxa"/>
+            <w:hideMark/>
+          </w:tcPr>
+          <w:p>
+            <w:pPr>
+              <w:spacing w:after="0"/>
+            </w:pPr>
+            <w:r>
+              <w:t>Cambiar un ingrediente recalcula lo publicado</w:t>
+            </w:r>
+          </w:p>
+        </w:tc>
+      </w:tr>
+      <w:tr>
+        <w:tc>
+          <w:tcPr>
+            <w:tcW w:w="0" w:type="auto"/>
+            <w:hideMark/>
+          </w:tcPr>
+          <w:p>
+            <w:pPr>
+              <w:spacing w:after="0"/>
+            </w:pPr>
+            <w:r>
+              <w:lastRenderedPageBreak/>
+              <w:t>CP-64</w:t>
+            </w:r>
+          </w:p>
+        </w:tc>
+        <w:tc>
+          <w:tcPr>
+            <w:tcW w:w="9629" w:type="dxa"/>
+            <w:hideMark/>
+          </w:tcPr>
+          <w:p>
+            <w:pPr>
+              <w:spacing w:after="0"/>
+            </w:pPr>
+            <w:r>
+              <w:t>Si el ingrediente pierde sus datos, la receta pasa a “No disponible”</w:t>
+            </w:r>
+          </w:p>
+        </w:tc>
+      </w:tr>
+      <w:tr>
+        <w:tc>
+          <w:tcPr>
+            <w:tcW w:w="0" w:type="auto"/>
+            <w:hideMark/>
+          </w:tcPr>
+          <w:p>
+            <w:pPr>
+              <w:spacing w:after="0"/>
+            </w:pPr>
+            <w:r>
+              <w:t>CP-65</w:t>
+            </w:r>
+          </w:p>
+        </w:tc>
+        <w:tc>
+          <w:tcPr>
+            <w:tcW w:w="9629" w:type="dxa"/>
+            <w:hideMark/>
+          </w:tcPr>
+          <w:p>
+            <w:pPr>
+              <w:spacing w:after="0"/>
+            </w:pPr>
+            <w:r>
+              <w:t>Rechaza valores fuera de rango</w:t>
+            </w:r>
+          </w:p>
+        </w:tc>
+      </w:tr>
+      <w:tr>
+        <w:tc>
+          <w:tcPr>
+            <w:tcW w:w="0" w:type="auto"/>
+            <w:hideMark/>
+          </w:tcPr>
+          <w:p>
+            <w:pPr>
+              <w:spacing w:after="0"/>
+            </w:pPr>
+            <w:r>
+              <w:t>CP-66</w:t>
+            </w:r>
+          </w:p>
+        </w:tc>
+        <w:tc>
+          <w:tcPr>
+            <w:tcW w:w="9629" w:type="dxa"/>
+            <w:hideMark/>
+          </w:tcPr>
+          <w:p>
+            <w:pPr>
+              <w:spacing w:after="0"/>
+            </w:pPr>
+            <w:r>
+              <w:t>El precio es del plato en cada categoría; los compartidos van incluidos</w:t>
+            </w:r>
+          </w:p>
+        </w:tc>
+      </w:tr>
+      <w:tr>
+        <w:tc>
+          <w:tcPr>
+            <w:tcW w:w="0" w:type="auto"/>
+            <w:hideMark/>
+          </w:tcPr>
+          <w:p>
+            <w:pPr>
+              <w:spacing w:after="0"/>
+            </w:pPr>
+            <w:r>
+              <w:t>CP-67</w:t>
+            </w:r>
+          </w:p>
+        </w:tc>
+        <w:tc>
+          <w:tcPr>
+            <w:tcW w:w="9629" w:type="dxa"/>
+            <w:hideMark/>
+          </w:tcPr>
+          <w:p>
+            <w:pPr>
+              <w:spacing w:after="0"/>
+            </w:pPr>
+            <w:r>
+              <w:t>Rechaza precio negativo</w:t>
+            </w:r>
+          </w:p>
+        </w:tc>
+      </w:tr>
+    </w:tbl>
+    <w:p>
+      <w:pPr>
+        <w:spacing w:after="0"/>
+      </w:pPr>
+    </w:p>
+    <w:tbl>
+      <w:tblPr>
+        <w:tblStyle w:val="Tablaconcuadrcula"/>
+        <w:tblW w:w="10343" w:type="dxa"/>
+        <w:tblLook w:val="04A0" w:firstRow="1" w:lastRow="0" w:firstColumn="1" w:lastColumn="0" w:noHBand="0" w:noVBand="1"/>
+      </w:tblPr>
+      <w:tblGrid>
+        <w:gridCol w:w="714"/>
+        <w:gridCol w:w="9629"/>
+      </w:tblGrid>
+      <w:tr>
+        <w:tc>
+          <w:tcPr>
+            <w:tcW w:w="10343" w:type="dxa"/>
+            <w:gridSpan w:val="2"/>
+            <w:shd w:val="clear" w:color="auto" w:fill="002060"/>
+          </w:tcPr>
+          <w:p>
+            <w:pPr>
+              <w:spacing w:after="0"/>
+              <w:jc w:val="center"/>
+              <w:rPr>
+                <w:b/>
+                <w:bCs/>
+              </w:rPr>
+            </w:pPr>
+            <w:r>
+              <w:rPr>
+                <w:b/>
+                <w:bCs/>
+              </w:rPr>
+              <w:t>Integración: estudiante, planificación y predicción (estudiante.integracion.js)</w:t>
+            </w:r>
+          </w:p>
+        </w:tc>
+      </w:tr>
+      <w:tr>
+        <w:tc>
+          <w:tcPr>
+            <w:tcW w:w="0" w:type="auto"/>
+            <w:shd w:val="clear" w:color="auto" w:fill="002060"/>
+            <w:hideMark/>
+          </w:tcPr>
+          <w:p>
+            <w:pPr>
+              <w:spacing w:after="0"/>
+              <w:rPr>
+                <w:b/>
+                <w:bCs/>
+              </w:rPr>
+            </w:pPr>
+            <w:r>
+              <w:rPr>
+                <w:b/>
+                <w:bCs/>
+              </w:rPr>
+              <w:t>ID</w:t>
+            </w:r>
+          </w:p>
+        </w:tc>
+        <w:tc>
+          <w:tcPr>
+            <w:tcW w:w="9629" w:type="dxa"/>
+            <w:shd w:val="clear" w:color="auto" w:fill="002060"/>
+            <w:hideMark/>
+          </w:tcPr>
+          <w:p>
+            <w:pPr>
+              <w:spacing w:after="0"/>
+              <w:rPr>
+                <w:b/>
+                <w:bCs/>
+              </w:rPr>
+            </w:pPr>
+            <w:r>
+              <w:rPr>
+                <w:b/>
+                <w:bCs/>
+              </w:rPr>
+              <w:t>Caso</w:t>
+            </w:r>
+          </w:p>
+        </w:tc>
+      </w:tr>
+      <w:tr>
+        <w:tc>
+          <w:tcPr>
+            <w:tcW w:w="0" w:type="auto"/>
+            <w:hideMark/>
+          </w:tcPr>
+          <w:p>
+            <w:pPr>
+              <w:spacing w:after="0"/>
+            </w:pPr>
+            <w:r>
+              <w:t>CP-68</w:t>
+            </w:r>
+          </w:p>
+        </w:tc>
+        <w:tc>
+          <w:tcPr>
+            <w:tcW w:w="9629" w:type="dxa"/>
+            <w:hideMark/>
+          </w:tcPr>
+          <w:p>
+            <w:pPr>
+              <w:spacing w:after="0"/>
+            </w:pPr>
+            <w:r>
+              <w:t>El SSO simulado no entra a cuentas del personal (403)</w:t>
+            </w:r>
+          </w:p>
+        </w:tc>
+      </w:tr>
+      <w:tr>
+        <w:tc>
+          <w:tcPr>
+            <w:tcW w:w="0" w:type="auto"/>
+            <w:hideMark/>
+          </w:tcPr>
+          <w:p>
+            <w:pPr>
+              <w:spacing w:after="0"/>
+            </w:pPr>
+            <w:r>
+              <w:t>CP-69</w:t>
+            </w:r>
+          </w:p>
+        </w:tc>
+        <w:tc>
+          <w:tcPr>
+            <w:tcW w:w="9629" w:type="dxa"/>
+            <w:hideMark/>
+          </w:tcPr>
+          <w:p>
+            <w:pPr>
+              <w:spacing w:after="0"/>
+            </w:pPr>
+            <w:r>
+              <w:t>Solo acepta correos @duocuc.cl (400)</w:t>
+            </w:r>
+          </w:p>
+        </w:tc>
+      </w:tr>
+      <w:tr>
+        <w:tc>
+          <w:tcPr>
+            <w:tcW w:w="0" w:type="auto"/>
+            <w:hideMark/>
+          </w:tcPr>
+          <w:p>
+            <w:pPr>
+              <w:spacing w:after="0"/>
+            </w:pPr>
+            <w:r>
+              <w:t>CP-70</w:t>
+            </w:r>
+          </w:p>
+        </w:tc>
+        <w:tc>
+          <w:tcPr>
+            <w:tcW w:w="9629" w:type="dxa"/>
+            <w:hideMark/>
+          </w:tcPr>
+          <w:p>
+            <w:pPr>
+              <w:spacing w:after="0"/>
+            </w:pPr>
+            <w:r>
+              <w:t>Con SSO_SIMULADO apagado no existe (404)</w:t>
+            </w:r>
+          </w:p>
+        </w:tc>
+      </w:tr>
+      <w:tr>
+        <w:tc>
+          <w:tcPr>
+            <w:tcW w:w="0" w:type="auto"/>
+            <w:hideMark/>
+          </w:tcPr>
+          <w:p>
+            <w:pPr>
+              <w:spacing w:after="0"/>
+            </w:pPr>
+            <w:r>
+              <w:t>CP-71</w:t>
+            </w:r>
+          </w:p>
+        </w:tc>
+        <w:tc>
+          <w:tcPr>
+            <w:tcW w:w="9629" w:type="dxa"/>
+            <w:hideMark/>
+          </w:tcPr>
+          <w:p>
+            <w:pPr>
+              <w:spacing w:after="0"/>
+            </w:pPr>
+            <w:r>
+              <w:t>Estudiante existente y nuevo entran sin contraseña</w:t>
+            </w:r>
+          </w:p>
+        </w:tc>
+      </w:tr>
+      <w:tr>
+        <w:tc>
+          <w:tcPr>
+            <w:tcW w:w="0" w:type="auto"/>
+            <w:hideMark/>
+          </w:tcPr>
+          <w:p>
+            <w:pPr>
+              <w:spacing w:after="0"/>
+            </w:pPr>
+            <w:r>
+              <w:t>CP-72</w:t>
+            </w:r>
+          </w:p>
+        </w:tc>
+        <w:tc>
+          <w:tcPr>
+            <w:tcW w:w="9629" w:type="dxa"/>
+            <w:hideMark/>
+          </w:tcPr>
+          <w:p>
+            <w:pPr>
+              <w:spacing w:after="0"/>
+            </w:pPr>
+            <w:r>
+              <w:t>La cuenta creada por SSO no tiene contraseña utilizable</w:t>
+            </w:r>
+          </w:p>
+        </w:tc>
+      </w:tr>
+      <w:tr>
+        <w:tc>
+          <w:tcPr>
+            <w:tcW w:w="0" w:type="auto"/>
+            <w:hideMark/>
+          </w:tcPr>
+          <w:p>
+            <w:pPr>
+              <w:spacing w:after="0"/>
+            </w:pPr>
+            <w:r>
+              <w:t>CP-73</w:t>
+            </w:r>
+          </w:p>
+        </w:tc>
+        <w:tc>
+          <w:tcPr>
+            <w:tcW w:w="9629" w:type="dxa"/>
+            <w:hideMark/>
+          </w:tcPr>
+          <w:p>
+            <w:pPr>
+              <w:spacing w:after="0"/>
+            </w:pPr>
+            <w:r>
+              <w:t>El estudiante no accede a funciones del personal (403)</w:t>
+            </w:r>
+          </w:p>
+        </w:tc>
+      </w:tr>
+      <w:tr>
+        <w:tc>
+          <w:tcPr>
+            <w:tcW w:w="0" w:type="auto"/>
+            <w:hideMark/>
+          </w:tcPr>
+          <w:p>
+            <w:pPr>
+              <w:spacing w:after="0"/>
+            </w:pPr>
+            <w:r>
+              <w:t>CP-74</w:t>
+            </w:r>
+          </w:p>
+        </w:tc>
+        <w:tc>
+          <w:tcPr>
+            <w:tcW w:w="9629" w:type="dxa"/>
+            <w:hideMark/>
+          </w:tcPr>
+          <w:p>
+            <w:pPr>
+              <w:spacing w:after="0"/>
+            </w:pPr>
+            <w:r>
+              <w:t>Alergias guardadas en el perfil; solo del catálogo</w:t>
+            </w:r>
+          </w:p>
+        </w:tc>
+      </w:tr>
+      <w:tr>
+        <w:tc>
+          <w:tcPr>
+            <w:tcW w:w="0" w:type="auto"/>
+            <w:hideMark/>
+          </w:tcPr>
+          <w:p>
+            <w:pPr>
+              <w:spacing w:after="0"/>
+            </w:pPr>
+            <w:r>
+              <w:t>CP-75</w:t>
+            </w:r>
+          </w:p>
+        </w:tc>
+        <w:tc>
+          <w:tcPr>
+            <w:tcW w:w="9629" w:type="dxa"/>
+            <w:hideMark/>
+          </w:tcPr>
+          <w:p>
+            <w:pPr>
+              <w:spacing w:after="0"/>
+            </w:pPr>
+            <w:r>
+              <w:t>Favoritos (idempotente; 404 si no existe la preparación)</w:t>
+            </w:r>
+          </w:p>
+        </w:tc>
+      </w:tr>
+      <w:tr>
+        <w:tc>
+          <w:tcPr>
+            <w:tcW w:w="0" w:type="auto"/>
+            <w:hideMark/>
+          </w:tcPr>
+          <w:p>
+            <w:pPr>
+              <w:spacing w:after="0"/>
+            </w:pPr>
+            <w:r>
+              <w:t>CP-76</w:t>
+            </w:r>
+          </w:p>
+        </w:tc>
+        <w:tc>
+          <w:tcPr>
+            <w:tcW w:w="9629" w:type="dxa"/>
+            <w:hideMark/>
+          </w:tcPr>
+          <w:p>
+            <w:pPr>
+              <w:spacing w:after="0"/>
+            </w:pPr>
+            <w:r>
+              <w:t>Una calificación por estudiante (se actualiza) y promedio público</w:t>
+            </w:r>
+          </w:p>
+        </w:tc>
+      </w:tr>
+      <w:tr>
+        <w:tc>
+          <w:tcPr>
+            <w:tcW w:w="0" w:type="auto"/>
+            <w:hideMark/>
+          </w:tcPr>
+          <w:p>
+            <w:pPr>
+              <w:spacing w:after="0"/>
+            </w:pPr>
+            <w:r>
+              <w:t>CP-77</w:t>
+            </w:r>
+          </w:p>
+        </w:tc>
+        <w:tc>
+          <w:tcPr>
+            <w:tcW w:w="9629" w:type="dxa"/>
+            <w:hideMark/>
+          </w:tcPr>
+          <w:p>
+            <w:pPr>
+              <w:spacing w:after="0"/>
+            </w:pPr>
+            <w:r>
+              <w:t>El personal ve opiniones sin el autor; el estudiante no</w:t>
+            </w:r>
+          </w:p>
+        </w:tc>
+      </w:tr>
+      <w:tr>
+        <w:tc>
+          <w:tcPr>
+            <w:tcW w:w="0" w:type="auto"/>
+            <w:hideMark/>
+          </w:tcPr>
+          <w:p>
+            <w:pPr>
+              <w:spacing w:after="0"/>
+            </w:pPr>
+            <w:r>
+              <w:t>CP-78</w:t>
+            </w:r>
+          </w:p>
+        </w:tc>
+        <w:tc>
+          <w:tcPr>
+            <w:tcW w:w="9629" w:type="dxa"/>
+            <w:hideMark/>
+          </w:tcPr>
+          <w:p>
+            <w:pPr>
+              <w:spacing w:after="0"/>
+            </w:pPr>
+            <w:r>
+              <w:t>Alerta: el favorito está hoy en el menú y cuánto queda</w:t>
+            </w:r>
+          </w:p>
+        </w:tc>
+      </w:tr>
+      <w:tr>
+        <w:tc>
+          <w:tcPr>
+            <w:tcW w:w="0" w:type="auto"/>
+            <w:hideMark/>
+          </w:tcPr>
+          <w:p>
+            <w:pPr>
+              <w:spacing w:after="0"/>
+            </w:pPr>
+            <w:r>
+              <w:t>CP-79</w:t>
+            </w:r>
+          </w:p>
+        </w:tc>
+        <w:tc>
+          <w:tcPr>
+            <w:tcW w:w="9629" w:type="dxa"/>
+            <w:hideMark/>
+          </w:tcPr>
+          <w:p>
+            <w:pPr>
+              <w:spacing w:after="0"/>
+            </w:pPr>
+            <w:r>
+              <w:t>Copiar un día: no pisa lo cargado salvo que se pida</w:t>
+            </w:r>
+          </w:p>
+        </w:tc>
+      </w:tr>
+      <w:tr>
+        <w:tc>
+          <w:tcPr>
+            <w:tcW w:w="0" w:type="auto"/>
+            <w:hideMark/>
+          </w:tcPr>
+          <w:p>
+            <w:pPr>
+              <w:spacing w:after="0"/>
+            </w:pPr>
+            <w:r>
+              <w:t>CP-80</w:t>
+            </w:r>
+          </w:p>
+        </w:tc>
+        <w:tc>
+          <w:tcPr>
+            <w:tcW w:w="9629" w:type="dxa"/>
+            <w:hideMark/>
+          </w:tcPr>
+          <w:p>
+            <w:pPr>
+              <w:spacing w:after="0"/>
+            </w:pPr>
+            <w:r>
+              <w:t>Copiar valida fechas y el cajero no puede</w:t>
+            </w:r>
+          </w:p>
+        </w:tc>
+      </w:tr>
+      <w:tr>
+        <w:tc>
+          <w:tcPr>
+            <w:tcW w:w="0" w:type="auto"/>
+            <w:hideMark/>
+          </w:tcPr>
+          <w:p>
+            <w:pPr>
+              <w:spacing w:after="0"/>
+            </w:pPr>
+            <w:r>
+              <w:t>CP-81</w:t>
+            </w:r>
+          </w:p>
+        </w:tc>
+        <w:tc>
+          <w:tcPr>
+            <w:tcW w:w="9629" w:type="dxa"/>
+            <w:hideMark/>
+          </w:tcPr>
+          <w:p>
+            <w:pPr>
+              <w:spacing w:after="0"/>
+            </w:pPr>
+            <w:r>
+              <w:t>Vista mensual: día copiado sin publicar, con 7 componentes</w:t>
+            </w:r>
+          </w:p>
+        </w:tc>
+      </w:tr>
+      <w:tr>
+        <w:tc>
+          <w:tcPr>
+            <w:tcW w:w="0" w:type="auto"/>
+            <w:hideMark/>
+          </w:tcPr>
+          <w:p>
+            <w:pPr>
+              <w:spacing w:after="0"/>
+            </w:pPr>
+            <w:r>
+              <w:t>CP-82</w:t>
+            </w:r>
+          </w:p>
+        </w:tc>
+        <w:tc>
+          <w:tcPr>
+            <w:tcW w:w="9629" w:type="dxa"/>
+            <w:hideMark/>
+          </w:tcPr>
+          <w:p>
+            <w:pPr>
+              <w:spacing w:after="0"/>
+            </w:pPr>
+            <w:r>
+              <w:t>Lo copiado conserva categorías y precios</w:t>
+            </w:r>
+          </w:p>
+        </w:tc>
+      </w:tr>
+      <w:tr>
+        <w:tc>
+          <w:tcPr>
+            <w:tcW w:w="0" w:type="auto"/>
+            <w:hideMark/>
+          </w:tcPr>
+          <w:p>
+            <w:pPr>
+              <w:spacing w:after="0"/>
+            </w:pPr>
+            <w:r>
+              <w:t>CP-83</w:t>
+            </w:r>
+          </w:p>
+        </w:tc>
+        <w:tc>
+          <w:tcPr>
+            <w:tcW w:w="9629" w:type="dxa"/>
+            <w:hideMark/>
+          </w:tcPr>
+          <w:p>
+            <w:pPr>
+              <w:spacing w:after="0"/>
+            </w:pPr>
+            <w:r>
+              <w:t>Sugerencia de cuánto preparar por categoría (múltiplos de 5, con rango)</w:t>
+            </w:r>
+          </w:p>
+        </w:tc>
+      </w:tr>
+      <w:tr>
+        <w:tc>
+          <w:tcPr>
+            <w:tcW w:w="0" w:type="auto"/>
+            <w:hideMark/>
+          </w:tcPr>
+          <w:p>
+            <w:pPr>
+              <w:spacing w:after="0"/>
+            </w:pPr>
+            <w:r>
+              <w:t>CP-84</w:t>
+            </w:r>
+          </w:p>
+        </w:tc>
+        <w:tc>
+          <w:tcPr>
+            <w:tcW w:w="9629" w:type="dxa"/>
+            <w:hideMark/>
+          </w:tcPr>
+          <w:p>
+            <w:pPr>
+              <w:spacing w:after="0"/>
+            </w:pPr>
+            <w:r>
+              <w:t>Backtesting: error del modelo vs. promedio simple, cobertura y sobrantes</w:t>
+            </w:r>
+          </w:p>
+        </w:tc>
+      </w:tr>
+      <w:tr>
+        <w:tc>
+          <w:tcPr>
+            <w:tcW w:w="0" w:type="auto"/>
+            <w:hideMark/>
+          </w:tcPr>
+          <w:p>
+            <w:pPr>
+              <w:spacing w:after="0"/>
+            </w:pPr>
+            <w:r>
+              <w:t>CP-85</w:t>
+            </w:r>
+          </w:p>
+        </w:tc>
+        <w:tc>
+          <w:tcPr>
+            <w:tcW w:w="9629" w:type="dxa"/>
+            <w:hideMark/>
+          </w:tcPr>
+          <w:p>
+            <w:pPr>
+              <w:spacing w:after="0"/>
+            </w:pPr>
+            <w:r>
+              <w:t>Estimación de hoy visible para la caja (jornada abierta)</w:t>
+            </w:r>
+          </w:p>
+        </w:tc>
+      </w:tr>
+    </w:tbl>
+    <w:p/>
+    <w:p>
+      <w:pPr>
+        <w:rPr>
+          <w:b/>
+          <w:bCs/>
+          <w:color w:val="002060"/>
+        </w:rPr>
+      </w:pPr>
+      <w:r>
+        <w:rPr>
+          <w:b/>
+          <w:bCs/>
+          <w:color w:val="002060"/>
+        </w:rPr>
+        <w:t>Matriz de trazabilidad</w:t>
+      </w:r>
+    </w:p>
+    <w:tbl>
+      <w:tblPr>
+        <w:tblStyle w:val="Tablaconcuadrcula"/>
+        <w:tblW w:w="10343" w:type="dxa"/>
+        <w:tblLook w:val="04A0" w:firstRow="1" w:lastRow="0" w:firstColumn="1" w:lastColumn="0" w:noHBand="0" w:noVBand="1"/>
+      </w:tblPr>
+      <w:tblGrid>
+        <w:gridCol w:w="4390"/>
+        <w:gridCol w:w="3543"/>
+        <w:gridCol w:w="2410"/>
+      </w:tblGrid>
+      <w:tr>
+        <w:tc>
+          <w:tcPr>
+            <w:tcW w:w="4390" w:type="dxa"/>
+            <w:shd w:val="clear" w:color="auto" w:fill="002060"/>
+            <w:hideMark/>
+          </w:tcPr>
+          <w:p>
+            <w:pPr>
+              <w:spacing w:after="0"/>
               <w:rPr>
                 <w:b/>
                 <w:bCs/>
@@ -2142,18 +4509,13 @@
         </w:tc>
         <w:tc>
           <w:tcPr>
-            <w:tcW w:w="6945" w:type="dxa"/>
-            <w:shd w:val="clear" w:color="auto" w:fill="1F3864"/>
-            <w:tcMar>
-              <w:top w:w="80" w:type="dxa"/>
-              <w:left w:w="80" w:type="dxa"/>
-              <w:bottom w:w="80" w:type="dxa"/>
-              <w:right w:w="80" w:type="dxa"/>
-            </w:tcMar>
-          </w:tcPr>
-          <w:p>
-            <w:pPr>
-              <w:spacing w:after="0" w:line="240" w:lineRule="auto"/>
+            <w:tcW w:w="3543" w:type="dxa"/>
+            <w:shd w:val="clear" w:color="auto" w:fill="002060"/>
+            <w:hideMark/>
+          </w:tcPr>
+          <w:p>
+            <w:pPr>
+              <w:spacing w:after="0"/>
               <w:rPr>
                 <w:b/>
                 <w:bCs/>
@@ -2164,24 +4526,19 @@
                 <w:b/>
                 <w:bCs/>
               </w:rPr>
-              <w:t>Caso de prueba (a definir en detalle al ejecutar)</w:t>
-            </w:r>
-          </w:p>
-        </w:tc>
-        <w:tc>
-          <w:tcPr>
-            <w:tcW w:w="1233" w:type="dxa"/>
-            <w:shd w:val="clear" w:color="auto" w:fill="1F3864"/>
-            <w:tcMar>
-              <w:top w:w="80" w:type="dxa"/>
-              <w:left w:w="80" w:type="dxa"/>
-              <w:bottom w:w="80" w:type="dxa"/>
-              <w:right w:w="80" w:type="dxa"/>
-            </w:tcMar>
-          </w:tcPr>
-          <w:p>
-            <w:pPr>
-              <w:spacing w:after="0" w:line="240" w:lineRule="auto"/>
+              <w:t>Casos</w:t>
+            </w:r>
+          </w:p>
+        </w:tc>
+        <w:tc>
+          <w:tcPr>
+            <w:tcW w:w="2410" w:type="dxa"/>
+            <w:shd w:val="clear" w:color="auto" w:fill="002060"/>
+            <w:hideMark/>
+          </w:tcPr>
+          <w:p>
+            <w:pPr>
+              <w:spacing w:after="0"/>
               <w:rPr>
                 <w:b/>
                 <w:bCs/>
@@ -2200,483 +4557,1266 @@
       <w:tr>
         <w:tc>
           <w:tcPr>
-            <w:tcW w:w="846" w:type="dxa"/>
-            <w:tcMar>
-              <w:top w:w="80" w:type="dxa"/>
-              <w:left w:w="80" w:type="dxa"/>
-              <w:bottom w:w="80" w:type="dxa"/>
-              <w:right w:w="80" w:type="dxa"/>
-            </w:tcMar>
-          </w:tcPr>
-          <w:p>
-            <w:pPr>
-              <w:spacing w:after="0" w:line="240" w:lineRule="auto"/>
-            </w:pPr>
-            <w:r>
-              <w:t>Sprint 2</w:t>
-            </w:r>
-          </w:p>
-        </w:tc>
-        <w:tc>
-          <w:tcPr>
-            <w:tcW w:w="1276" w:type="dxa"/>
-            <w:tcMar>
-              <w:top w:w="80" w:type="dxa"/>
-              <w:left w:w="80" w:type="dxa"/>
-              <w:bottom w:w="80" w:type="dxa"/>
-              <w:right w:w="80" w:type="dxa"/>
-            </w:tcMar>
-          </w:tcPr>
-          <w:p>
-            <w:pPr>
-              <w:spacing w:after="0" w:line="240" w:lineRule="auto"/>
-            </w:pPr>
-            <w:r>
-              <w:t>RF-03, RF-04</w:t>
-            </w:r>
-          </w:p>
-        </w:tc>
-        <w:tc>
-          <w:tcPr>
-            <w:tcW w:w="6945" w:type="dxa"/>
-            <w:tcMar>
-              <w:top w:w="80" w:type="dxa"/>
-              <w:left w:w="80" w:type="dxa"/>
-              <w:bottom w:w="80" w:type="dxa"/>
-              <w:right w:w="80" w:type="dxa"/>
-            </w:tcMar>
-          </w:tcPr>
-          <w:p>
-            <w:pPr>
-              <w:spacing w:after="0" w:line="240" w:lineRule="auto"/>
-            </w:pPr>
-            <w:r>
-              <w:t>Planificar y publicar el menú de una fecha con las 4 categorías; rechazar duplicados en la misma categoría/fecha</w:t>
-            </w:r>
-          </w:p>
-        </w:tc>
-        <w:tc>
-          <w:tcPr>
-            <w:tcW w:w="1233" w:type="dxa"/>
-            <w:tcMar>
-              <w:top w:w="80" w:type="dxa"/>
-              <w:left w:w="80" w:type="dxa"/>
-              <w:bottom w:w="80" w:type="dxa"/>
-              <w:right w:w="80" w:type="dxa"/>
-            </w:tcMar>
-          </w:tcPr>
-          <w:p>
-            <w:pPr>
-              <w:spacing w:after="0" w:line="240" w:lineRule="auto"/>
-            </w:pPr>
-            <w:r>
-              <w:t>Pendiente</w:t>
-            </w:r>
-          </w:p>
-        </w:tc>
-      </w:tr>
-      <w:tr>
-        <w:tc>
-          <w:tcPr>
-            <w:tcW w:w="846" w:type="dxa"/>
-            <w:tcMar>
-              <w:top w:w="80" w:type="dxa"/>
-              <w:left w:w="80" w:type="dxa"/>
-              <w:bottom w:w="80" w:type="dxa"/>
-              <w:right w:w="80" w:type="dxa"/>
-            </w:tcMar>
-          </w:tcPr>
-          <w:p>
-            <w:pPr>
-              <w:spacing w:after="0" w:line="240" w:lineRule="auto"/>
-            </w:pPr>
-            <w:r>
-              <w:t>Sprint 2</w:t>
-            </w:r>
-          </w:p>
-        </w:tc>
-        <w:tc>
-          <w:tcPr>
-            <w:tcW w:w="1276" w:type="dxa"/>
-            <w:tcMar>
-              <w:top w:w="80" w:type="dxa"/>
-              <w:left w:w="80" w:type="dxa"/>
-              <w:bottom w:w="80" w:type="dxa"/>
-              <w:right w:w="80" w:type="dxa"/>
-            </w:tcMar>
-          </w:tcPr>
-          <w:p>
-            <w:pPr>
-              <w:spacing w:after="0" w:line="240" w:lineRule="auto"/>
-            </w:pPr>
-            <w:r>
-              <w:t>RF-12, RF-13</w:t>
-            </w:r>
-          </w:p>
-        </w:tc>
-        <w:tc>
-          <w:tcPr>
-            <w:tcW w:w="6945" w:type="dxa"/>
-            <w:tcMar>
-              <w:top w:w="80" w:type="dxa"/>
-              <w:left w:w="80" w:type="dxa"/>
-              <w:bottom w:w="80" w:type="dxa"/>
-              <w:right w:w="80" w:type="dxa"/>
-            </w:tcMar>
-          </w:tcPr>
-          <w:p>
-            <w:pPr>
-              <w:spacing w:after="0" w:line="240" w:lineRule="auto"/>
-            </w:pPr>
-            <w:r>
-              <w:t>Registrar alérgenos desde catálogo fijo, registrar información nutricional y marcarla como validada</w:t>
-            </w:r>
-          </w:p>
-        </w:tc>
-        <w:tc>
-          <w:tcPr>
-            <w:tcW w:w="1233" w:type="dxa"/>
-            <w:tcMar>
-              <w:top w:w="80" w:type="dxa"/>
-              <w:left w:w="80" w:type="dxa"/>
-              <w:bottom w:w="80" w:type="dxa"/>
-              <w:right w:w="80" w:type="dxa"/>
-            </w:tcMar>
-          </w:tcPr>
-          <w:p>
-            <w:pPr>
-              <w:spacing w:after="0" w:line="240" w:lineRule="auto"/>
-            </w:pPr>
-            <w:r>
-              <w:t>Pendiente</w:t>
-            </w:r>
-          </w:p>
-        </w:tc>
-      </w:tr>
-      <w:tr>
-        <w:tc>
-          <w:tcPr>
-            <w:tcW w:w="846" w:type="dxa"/>
-            <w:tcMar>
-              <w:top w:w="80" w:type="dxa"/>
-              <w:left w:w="80" w:type="dxa"/>
-              <w:bottom w:w="80" w:type="dxa"/>
-              <w:right w:w="80" w:type="dxa"/>
-            </w:tcMar>
-          </w:tcPr>
-          <w:p>
-            <w:pPr>
-              <w:spacing w:after="0" w:line="240" w:lineRule="auto"/>
-            </w:pPr>
-            <w:r>
-              <w:t>Sprint 3</w:t>
-            </w:r>
-          </w:p>
-        </w:tc>
-        <w:tc>
-          <w:tcPr>
-            <w:tcW w:w="1276" w:type="dxa"/>
-            <w:tcMar>
-              <w:top w:w="80" w:type="dxa"/>
-              <w:left w:w="80" w:type="dxa"/>
-              <w:bottom w:w="80" w:type="dxa"/>
-              <w:right w:w="80" w:type="dxa"/>
-            </w:tcMar>
-          </w:tcPr>
-          <w:p>
-            <w:pPr>
-              <w:spacing w:after="0" w:line="240" w:lineRule="auto"/>
-            </w:pPr>
-            <w:r>
-              <w:t>RF-06</w:t>
-            </w:r>
-          </w:p>
-        </w:tc>
-        <w:tc>
-          <w:tcPr>
-            <w:tcW w:w="6945" w:type="dxa"/>
-            <w:tcMar>
-              <w:top w:w="80" w:type="dxa"/>
-              <w:left w:w="80" w:type="dxa"/>
-              <w:bottom w:w="80" w:type="dxa"/>
-              <w:right w:w="80" w:type="dxa"/>
-            </w:tcMar>
-          </w:tcPr>
-          <w:p>
-            <w:pPr>
-              <w:spacing w:after="0" w:line="240" w:lineRule="auto"/>
-            </w:pPr>
-            <w:r>
-              <w:t>Cambiar estado de disponibilidad y verificar que el historial no se sobrescribe</w:t>
-            </w:r>
-          </w:p>
-        </w:tc>
-        <w:tc>
-          <w:tcPr>
-            <w:tcW w:w="1233" w:type="dxa"/>
-            <w:tcMar>
-              <w:top w:w="80" w:type="dxa"/>
-              <w:left w:w="80" w:type="dxa"/>
-              <w:bottom w:w="80" w:type="dxa"/>
-              <w:right w:w="80" w:type="dxa"/>
-            </w:tcMar>
-          </w:tcPr>
-          <w:p>
-            <w:pPr>
-              <w:spacing w:after="0" w:line="240" w:lineRule="auto"/>
-            </w:pPr>
-            <w:r>
-              <w:t>Pendiente</w:t>
-            </w:r>
-          </w:p>
-        </w:tc>
-      </w:tr>
-      <w:tr>
-        <w:tc>
-          <w:tcPr>
-            <w:tcW w:w="846" w:type="dxa"/>
-            <w:tcMar>
-              <w:top w:w="80" w:type="dxa"/>
-              <w:left w:w="80" w:type="dxa"/>
-              <w:bottom w:w="80" w:type="dxa"/>
-              <w:right w:w="80" w:type="dxa"/>
-            </w:tcMar>
-          </w:tcPr>
-          <w:p>
-            <w:pPr>
-              <w:spacing w:after="0" w:line="240" w:lineRule="auto"/>
-            </w:pPr>
-            <w:r>
-              <w:t>Sprint 3</w:t>
-            </w:r>
-          </w:p>
-        </w:tc>
-        <w:tc>
-          <w:tcPr>
-            <w:tcW w:w="1276" w:type="dxa"/>
-            <w:tcMar>
-              <w:top w:w="80" w:type="dxa"/>
-              <w:left w:w="80" w:type="dxa"/>
-              <w:bottom w:w="80" w:type="dxa"/>
-              <w:right w:w="80" w:type="dxa"/>
-            </w:tcMar>
-          </w:tcPr>
-          <w:p>
-            <w:pPr>
-              <w:spacing w:after="0" w:line="240" w:lineRule="auto"/>
-            </w:pPr>
-            <w:r>
-              <w:t>RF-07</w:t>
-            </w:r>
-          </w:p>
-        </w:tc>
-        <w:tc>
-          <w:tcPr>
-            <w:tcW w:w="6945" w:type="dxa"/>
-            <w:tcMar>
-              <w:top w:w="80" w:type="dxa"/>
-              <w:left w:w="80" w:type="dxa"/>
-              <w:bottom w:w="80" w:type="dxa"/>
-              <w:right w:w="80" w:type="dxa"/>
-            </w:tcMar>
-          </w:tcPr>
-          <w:p>
-            <w:pPr>
-              <w:spacing w:after="0" w:line="240" w:lineRule="auto"/>
-            </w:pPr>
-            <w:r>
-              <w:t>Confirmar que se muestra siempre el estado más reciente, no uno antiguo</w:t>
-            </w:r>
-          </w:p>
-        </w:tc>
-        <w:tc>
-          <w:tcPr>
-            <w:tcW w:w="1233" w:type="dxa"/>
-            <w:tcMar>
-              <w:top w:w="80" w:type="dxa"/>
-              <w:left w:w="80" w:type="dxa"/>
-              <w:bottom w:w="80" w:type="dxa"/>
-              <w:right w:w="80" w:type="dxa"/>
-            </w:tcMar>
-          </w:tcPr>
-          <w:p>
-            <w:pPr>
-              <w:spacing w:after="0" w:line="240" w:lineRule="auto"/>
-            </w:pPr>
-            <w:r>
-              <w:t>Pendiente</w:t>
-            </w:r>
-          </w:p>
-        </w:tc>
-      </w:tr>
-      <w:tr>
-        <w:tc>
-          <w:tcPr>
-            <w:tcW w:w="846" w:type="dxa"/>
-            <w:tcMar>
-              <w:top w:w="80" w:type="dxa"/>
-              <w:left w:w="80" w:type="dxa"/>
-              <w:bottom w:w="80" w:type="dxa"/>
-              <w:right w:w="80" w:type="dxa"/>
-            </w:tcMar>
-          </w:tcPr>
-          <w:p>
-            <w:pPr>
-              <w:spacing w:after="0" w:line="240" w:lineRule="auto"/>
-            </w:pPr>
-            <w:r>
-              <w:t>Sprint 4</w:t>
-            </w:r>
-          </w:p>
-        </w:tc>
-        <w:tc>
-          <w:tcPr>
-            <w:tcW w:w="1276" w:type="dxa"/>
-            <w:tcMar>
-              <w:top w:w="80" w:type="dxa"/>
-              <w:left w:w="80" w:type="dxa"/>
-              <w:bottom w:w="80" w:type="dxa"/>
-              <w:right w:w="80" w:type="dxa"/>
-            </w:tcMar>
-          </w:tcPr>
-          <w:p>
-            <w:pPr>
-              <w:spacing w:after="0" w:line="240" w:lineRule="auto"/>
-            </w:pPr>
-            <w:r>
-              <w:t>RF-08, RF-09, RF-10, RF-11</w:t>
-            </w:r>
-          </w:p>
-        </w:tc>
-        <w:tc>
-          <w:tcPr>
-            <w:tcW w:w="6945" w:type="dxa"/>
-            <w:tcMar>
-              <w:top w:w="80" w:type="dxa"/>
-              <w:left w:w="80" w:type="dxa"/>
-              <w:bottom w:w="80" w:type="dxa"/>
-              <w:right w:w="80" w:type="dxa"/>
-            </w:tcMar>
-          </w:tcPr>
-          <w:p>
-            <w:pPr>
-              <w:spacing w:after="0" w:line="240" w:lineRule="auto"/>
-            </w:pPr>
-            <w:r>
-              <w:t>Consulta estudiantil: menú, ingredientes, filtro por categoría, y "No disponible" cuando falte validación nutricional</w:t>
-            </w:r>
-          </w:p>
-        </w:tc>
-        <w:tc>
-          <w:tcPr>
-            <w:tcW w:w="1233" w:type="dxa"/>
-            <w:tcMar>
-              <w:top w:w="80" w:type="dxa"/>
-              <w:left w:w="80" w:type="dxa"/>
-              <w:bottom w:w="80" w:type="dxa"/>
-              <w:right w:w="80" w:type="dxa"/>
-            </w:tcMar>
-          </w:tcPr>
-          <w:p>
-            <w:pPr>
-              <w:spacing w:after="0" w:line="240" w:lineRule="auto"/>
-            </w:pPr>
-            <w:r>
-              <w:t>Pendiente</w:t>
-            </w:r>
-          </w:p>
-        </w:tc>
-      </w:tr>
-      <w:tr>
-        <w:tc>
-          <w:tcPr>
-            <w:tcW w:w="846" w:type="dxa"/>
-            <w:tcMar>
-              <w:top w:w="80" w:type="dxa"/>
-              <w:left w:w="80" w:type="dxa"/>
-              <w:bottom w:w="80" w:type="dxa"/>
-              <w:right w:w="80" w:type="dxa"/>
-            </w:tcMar>
-          </w:tcPr>
-          <w:p>
-            <w:pPr>
-              <w:spacing w:after="0" w:line="240" w:lineRule="auto"/>
-            </w:pPr>
-            <w:r>
-              <w:t>Sprint 5</w:t>
-            </w:r>
-          </w:p>
-        </w:tc>
-        <w:tc>
-          <w:tcPr>
-            <w:tcW w:w="1276" w:type="dxa"/>
-            <w:tcMar>
-              <w:top w:w="80" w:type="dxa"/>
-              <w:left w:w="80" w:type="dxa"/>
-              <w:bottom w:w="80" w:type="dxa"/>
-              <w:right w:w="80" w:type="dxa"/>
-            </w:tcMar>
-          </w:tcPr>
-          <w:p>
-            <w:pPr>
-              <w:spacing w:after="0" w:line="240" w:lineRule="auto"/>
-            </w:pPr>
-            <w:r>
-              <w:t>RF-17</w:t>
-            </w:r>
-          </w:p>
-        </w:tc>
-        <w:tc>
-          <w:tcPr>
-            <w:tcW w:w="6945" w:type="dxa"/>
-            <w:tcMar>
-              <w:top w:w="80" w:type="dxa"/>
-              <w:left w:w="80" w:type="dxa"/>
-              <w:bottom w:w="80" w:type="dxa"/>
-              <w:right w:w="80" w:type="dxa"/>
-            </w:tcMar>
-          </w:tcPr>
-          <w:p>
-            <w:pPr>
-              <w:spacing w:after="0" w:line="240" w:lineRule="auto"/>
-            </w:pPr>
-            <w:r>
-              <w:t>Ejecutar la ronda completa de regresión sobre todos los RF y cerrar la matriz de trazabilidad</w:t>
-            </w:r>
-          </w:p>
-        </w:tc>
-        <w:tc>
-          <w:tcPr>
-            <w:tcW w:w="1233" w:type="dxa"/>
-            <w:tcMar>
-              <w:top w:w="80" w:type="dxa"/>
-              <w:left w:w="80" w:type="dxa"/>
-              <w:bottom w:w="80" w:type="dxa"/>
-              <w:right w:w="80" w:type="dxa"/>
-            </w:tcMar>
-          </w:tcPr>
-          <w:p>
-            <w:pPr>
-              <w:spacing w:after="0" w:line="240" w:lineRule="auto"/>
-            </w:pPr>
-            <w:r>
-              <w:t>Pendiente</w:t>
+            <w:tcW w:w="4390" w:type="dxa"/>
+            <w:hideMark/>
+          </w:tcPr>
+          <w:p>
+            <w:pPr>
+              <w:spacing w:after="0"/>
+            </w:pPr>
+            <w:r>
+              <w:t>RF-22 (nutrición desde receta)</w:t>
+            </w:r>
+          </w:p>
+        </w:tc>
+        <w:tc>
+          <w:tcPr>
+            <w:tcW w:w="3543" w:type="dxa"/>
+            <w:hideMark/>
+          </w:tcPr>
+          <w:p>
+            <w:pPr>
+              <w:spacing w:after="0"/>
+            </w:pPr>
+            <w:r>
+              <w:t>CP-15 a CP-23, CP-62 a CP-64</w:t>
+            </w:r>
+          </w:p>
+        </w:tc>
+        <w:tc>
+          <w:tcPr>
+            <w:tcW w:w="2410" w:type="dxa"/>
+            <w:hideMark/>
+          </w:tcPr>
+          <w:p>
+            <w:pPr>
+              <w:spacing w:after="0"/>
+            </w:pPr>
+            <w:r>
+              <w:t>Cubierto</w:t>
+            </w:r>
+          </w:p>
+        </w:tc>
+      </w:tr>
+      <w:tr>
+        <w:tc>
+          <w:tcPr>
+            <w:tcW w:w="4390" w:type="dxa"/>
+            <w:hideMark/>
+          </w:tcPr>
+          <w:p>
+            <w:pPr>
+              <w:spacing w:after="0"/>
+            </w:pPr>
+            <w:r>
+              <w:t>Jornada, caja y stock</w:t>
+            </w:r>
+          </w:p>
+        </w:tc>
+        <w:tc>
+          <w:tcPr>
+            <w:tcW w:w="3543" w:type="dxa"/>
+            <w:hideMark/>
+          </w:tcPr>
+          <w:p>
+            <w:pPr>
+              <w:spacing w:after="0"/>
+            </w:pPr>
+            <w:r>
+              <w:t>CP-43 a CP-58</w:t>
+            </w:r>
+          </w:p>
+        </w:tc>
+        <w:tc>
+          <w:tcPr>
+            <w:tcW w:w="2410" w:type="dxa"/>
+            <w:hideMark/>
+          </w:tcPr>
+          <w:p>
+            <w:pPr>
+              <w:spacing w:after="0"/>
+            </w:pPr>
+            <w:r>
+              <w:t>Cubierto</w:t>
+            </w:r>
+          </w:p>
+        </w:tc>
+      </w:tr>
+      <w:tr>
+        <w:tc>
+          <w:tcPr>
+            <w:tcW w:w="4390" w:type="dxa"/>
+            <w:hideMark/>
+          </w:tcPr>
+          <w:p>
+            <w:pPr>
+              <w:spacing w:after="0"/>
+            </w:pPr>
+            <w:r>
+              <w:t>Nutrición publicada / “No disponible” (RNF-04)</w:t>
+            </w:r>
+          </w:p>
+        </w:tc>
+        <w:tc>
+          <w:tcPr>
+            <w:tcW w:w="3543" w:type="dxa"/>
+            <w:hideMark/>
+          </w:tcPr>
+          <w:p>
+            <w:pPr>
+              <w:spacing w:after="0"/>
+            </w:pPr>
+            <w:r>
+              <w:t>CP-60, CP-61, CP-64</w:t>
+            </w:r>
+          </w:p>
+        </w:tc>
+        <w:tc>
+          <w:tcPr>
+            <w:tcW w:w="2410" w:type="dxa"/>
+            <w:hideMark/>
+          </w:tcPr>
+          <w:p>
+            <w:pPr>
+              <w:spacing w:after="0"/>
+            </w:pPr>
+            <w:r>
+              <w:t>Cubierto</w:t>
+            </w:r>
+          </w:p>
+        </w:tc>
+      </w:tr>
+      <w:tr>
+        <w:tc>
+          <w:tcPr>
+            <w:tcW w:w="4390" w:type="dxa"/>
+            <w:hideMark/>
+          </w:tcPr>
+          <w:p>
+            <w:pPr>
+              <w:spacing w:after="0"/>
+            </w:pPr>
+            <w:r>
+              <w:t>Precio por categoría</w:t>
+            </w:r>
+          </w:p>
+        </w:tc>
+        <w:tc>
+          <w:tcPr>
+            <w:tcW w:w="3543" w:type="dxa"/>
+            <w:hideMark/>
+          </w:tcPr>
+          <w:p>
+            <w:pPr>
+              <w:spacing w:after="0"/>
+            </w:pPr>
+            <w:r>
+              <w:t>CP-66, CP-67</w:t>
+            </w:r>
+          </w:p>
+        </w:tc>
+        <w:tc>
+          <w:tcPr>
+            <w:tcW w:w="2410" w:type="dxa"/>
+            <w:hideMark/>
+          </w:tcPr>
+          <w:p>
+            <w:pPr>
+              <w:spacing w:after="0"/>
+            </w:pPr>
+            <w:r>
+              <w:t>Cubierto</w:t>
+            </w:r>
+          </w:p>
+        </w:tc>
+      </w:tr>
+      <w:tr>
+        <w:tc>
+          <w:tcPr>
+            <w:tcW w:w="4390" w:type="dxa"/>
+            <w:hideMark/>
+          </w:tcPr>
+          <w:p>
+            <w:pPr>
+              <w:spacing w:after="0"/>
+            </w:pPr>
+            <w:r>
+              <w:t>Cuenta del estudiante (RF-18 a RF-20)</w:t>
+            </w:r>
+          </w:p>
+        </w:tc>
+        <w:tc>
+          <w:tcPr>
+            <w:tcW w:w="3543" w:type="dxa"/>
+            <w:hideMark/>
+          </w:tcPr>
+          <w:p>
+            <w:pPr>
+              <w:spacing w:after="0"/>
+            </w:pPr>
+            <w:r>
+              <w:t>CP-68 a CP-78</w:t>
+            </w:r>
+          </w:p>
+        </w:tc>
+        <w:tc>
+          <w:tcPr>
+            <w:tcW w:w="2410" w:type="dxa"/>
+            <w:hideMark/>
+          </w:tcPr>
+          <w:p>
+            <w:pPr>
+              <w:spacing w:after="0"/>
+            </w:pPr>
+            <w:r>
+              <w:t>Cubierto</w:t>
+            </w:r>
+          </w:p>
+        </w:tc>
+      </w:tr>
+      <w:tr>
+        <w:tc>
+          <w:tcPr>
+            <w:tcW w:w="4390" w:type="dxa"/>
+            <w:hideMark/>
+          </w:tcPr>
+          <w:p>
+            <w:pPr>
+              <w:spacing w:after="0"/>
+            </w:pPr>
+            <w:r>
+              <w:t>Planificación y copia de menús</w:t>
+            </w:r>
+          </w:p>
+        </w:tc>
+        <w:tc>
+          <w:tcPr>
+            <w:tcW w:w="3543" w:type="dxa"/>
+            <w:hideMark/>
+          </w:tcPr>
+          <w:p>
+            <w:pPr>
+              <w:spacing w:after="0"/>
+            </w:pPr>
+            <w:r>
+              <w:t>CP-79 a CP-82</w:t>
+            </w:r>
+          </w:p>
+        </w:tc>
+        <w:tc>
+          <w:tcPr>
+            <w:tcW w:w="2410" w:type="dxa"/>
+            <w:hideMark/>
+          </w:tcPr>
+          <w:p>
+            <w:pPr>
+              <w:spacing w:after="0"/>
+            </w:pPr>
+            <w:r>
+              <w:t>Cubierto</w:t>
+            </w:r>
+          </w:p>
+        </w:tc>
+      </w:tr>
+      <w:tr>
+        <w:tc>
+          <w:tcPr>
+            <w:tcW w:w="4390" w:type="dxa"/>
+            <w:hideMark/>
+          </w:tcPr>
+          <w:p>
+            <w:pPr>
+              <w:spacing w:after="0"/>
+            </w:pPr>
+            <w:r>
+              <w:t>Predicción y sugerencias</w:t>
+            </w:r>
+          </w:p>
+        </w:tc>
+        <w:tc>
+          <w:tcPr>
+            <w:tcW w:w="3543" w:type="dxa"/>
+            <w:hideMark/>
+          </w:tcPr>
+          <w:p>
+            <w:pPr>
+              <w:spacing w:after="0"/>
+            </w:pPr>
+            <w:r>
+              <w:t>CP-29 a CP-42, CP-83 a CP-85</w:t>
+            </w:r>
+          </w:p>
+        </w:tc>
+        <w:tc>
+          <w:tcPr>
+            <w:tcW w:w="2410" w:type="dxa"/>
+            <w:hideMark/>
+          </w:tcPr>
+          <w:p>
+            <w:pPr>
+              <w:spacing w:after="0"/>
+            </w:pPr>
+            <w:r>
+              <w:t>Cubierto</w:t>
+            </w:r>
+          </w:p>
+        </w:tc>
+      </w:tr>
+      <w:tr>
+        <w:tc>
+          <w:tcPr>
+            <w:tcW w:w="4390" w:type="dxa"/>
+            <w:hideMark/>
+          </w:tcPr>
+          <w:p>
+            <w:pPr>
+              <w:spacing w:after="0"/>
+            </w:pPr>
+            <w:r>
+              <w:t>Diseño responsive (RNF-03)</w:t>
+            </w:r>
+          </w:p>
+        </w:tc>
+        <w:tc>
+          <w:tcPr>
+            <w:tcW w:w="3543" w:type="dxa"/>
+            <w:hideMark/>
+          </w:tcPr>
+          <w:p>
+            <w:pPr>
+              <w:spacing w:after="0"/>
+            </w:pPr>
+            <w:r>
+              <w:t>PA-01 a PA-11</w:t>
+            </w:r>
+          </w:p>
+        </w:tc>
+        <w:tc>
+          <w:tcPr>
+            <w:tcW w:w="2410" w:type="dxa"/>
+            <w:hideMark/>
+          </w:tcPr>
+          <w:p>
+            <w:pPr>
+              <w:spacing w:after="0"/>
+            </w:pPr>
+            <w:r>
+              <w:t xml:space="preserve">Pendiente de ejecución </w:t>
+            </w:r>
+          </w:p>
+        </w:tc>
+      </w:tr>
+      <w:tr>
+        <w:tc>
+          <w:tcPr>
+            <w:tcW w:w="4390" w:type="dxa"/>
+            <w:hideMark/>
+          </w:tcPr>
+          <w:p>
+            <w:pPr>
+              <w:spacing w:after="0"/>
+            </w:pPr>
+            <w:r>
+              <w:t>RNF-16 (rapidez en caja) y RNF-23 (Docker)</w:t>
+            </w:r>
+          </w:p>
+        </w:tc>
+        <w:tc>
+          <w:tcPr>
+            <w:tcW w:w="3543" w:type="dxa"/>
+            <w:hideMark/>
+          </w:tcPr>
+          <w:p>
+            <w:pPr>
+              <w:spacing w:after="0"/>
+            </w:pPr>
+            <w:r>
+              <w:t xml:space="preserve">Protocolo manual </w:t>
+            </w:r>
+          </w:p>
+        </w:tc>
+        <w:tc>
+          <w:tcPr>
+            <w:tcW w:w="2410" w:type="dxa"/>
+            <w:hideMark/>
+          </w:tcPr>
+          <w:p>
+            <w:pPr>
+              <w:spacing w:after="0"/>
+            </w:pPr>
+            <w:r>
+              <w:t>Por verificar</w:t>
+            </w:r>
+          </w:p>
+        </w:tc>
+      </w:tr>
+      <w:tr>
+        <w:tc>
+          <w:tcPr>
+            <w:tcW w:w="4390" w:type="dxa"/>
+            <w:hideMark/>
+          </w:tcPr>
+          <w:p>
+            <w:pPr>
+              <w:spacing w:after="0"/>
+            </w:pPr>
+            <w:r>
+              <w:t>Subida de imagen inválida (RNF-13)</w:t>
+            </w:r>
+          </w:p>
+        </w:tc>
+        <w:tc>
+          <w:tcPr>
+            <w:tcW w:w="3543" w:type="dxa"/>
+            <w:hideMark/>
+          </w:tcPr>
+          <w:p>
+            <w:pPr>
+              <w:spacing w:after="0"/>
+            </w:pPr>
+            <w:r>
+              <w:t>INC-07</w:t>
+            </w:r>
+          </w:p>
+        </w:tc>
+        <w:tc>
+          <w:tcPr>
+            <w:tcW w:w="2410" w:type="dxa"/>
+            <w:hideMark/>
+          </w:tcPr>
+          <w:p>
+            <w:pPr>
+              <w:spacing w:after="0"/>
+            </w:pPr>
+            <w:r>
+              <w:t>Parcial</w:t>
             </w:r>
           </w:p>
         </w:tc>
       </w:tr>
     </w:tbl>
+    <w:p/>
     <w:p>
       <w:pPr>
-        <w:pStyle w:val="Ttulo1"/>
-      </w:pPr>
-    </w:p>
-    <w:p>
-      <w:pPr>
-        <w:pStyle w:val="Ttulo1"/>
+        <w:pStyle w:val="Ttulo2"/>
       </w:pPr>
       <w:r>
         <w:lastRenderedPageBreak/>
+        <w:t xml:space="preserve">5.1 </w:t>
+      </w:r>
+      <w:r>
+        <w:t>Pruebas de aceptación de interfaz y diseño responsive</w:t>
+      </w:r>
+    </w:p>
+    <w:tbl>
+      <w:tblPr>
+        <w:tblStyle w:val="Tablaconcuadrcula"/>
+        <w:tblW w:w="0" w:type="auto"/>
+        <w:tblLook w:val="04A0" w:firstRow="1" w:lastRow="0" w:firstColumn="1" w:lastColumn="0" w:noHBand="0" w:noVBand="1"/>
+      </w:tblPr>
+      <w:tblGrid>
+        <w:gridCol w:w="846"/>
+        <w:gridCol w:w="2565"/>
+        <w:gridCol w:w="5498"/>
+        <w:gridCol w:w="1161"/>
+      </w:tblGrid>
+      <w:tr>
+        <w:tc>
+          <w:tcPr>
+            <w:tcW w:w="846" w:type="dxa"/>
+            <w:shd w:val="clear" w:color="auto" w:fill="002060"/>
+            <w:vAlign w:val="center"/>
+            <w:hideMark/>
+          </w:tcPr>
+          <w:p>
+            <w:pPr>
+              <w:spacing w:after="0"/>
+              <w:rPr>
+                <w:b/>
+                <w:bCs/>
+              </w:rPr>
+            </w:pPr>
+            <w:r>
+              <w:rPr>
+                <w:b/>
+                <w:bCs/>
+              </w:rPr>
+              <w:t>ID</w:t>
+            </w:r>
+          </w:p>
+        </w:tc>
+        <w:tc>
+          <w:tcPr>
+            <w:tcW w:w="2565" w:type="dxa"/>
+            <w:shd w:val="clear" w:color="auto" w:fill="002060"/>
+            <w:vAlign w:val="center"/>
+            <w:hideMark/>
+          </w:tcPr>
+          <w:p>
+            <w:pPr>
+              <w:spacing w:after="0"/>
+              <w:rPr>
+                <w:b/>
+                <w:bCs/>
+              </w:rPr>
+            </w:pPr>
+            <w:r>
+              <w:rPr>
+                <w:b/>
+                <w:bCs/>
+              </w:rPr>
+              <w:t>Pantalla / dispositivo</w:t>
+            </w:r>
+          </w:p>
+        </w:tc>
+        <w:tc>
+          <w:tcPr>
+            <w:tcW w:w="0" w:type="auto"/>
+            <w:shd w:val="clear" w:color="auto" w:fill="002060"/>
+            <w:vAlign w:val="center"/>
+            <w:hideMark/>
+          </w:tcPr>
+          <w:p>
+            <w:pPr>
+              <w:spacing w:after="0"/>
+              <w:rPr>
+                <w:b/>
+                <w:bCs/>
+              </w:rPr>
+            </w:pPr>
+            <w:r>
+              <w:rPr>
+                <w:b/>
+                <w:bCs/>
+              </w:rPr>
+              <w:t>Qué se revisa (resultado esperado según el CSS)</w:t>
+            </w:r>
+          </w:p>
+        </w:tc>
+        <w:tc>
+          <w:tcPr>
+            <w:tcW w:w="0" w:type="auto"/>
+            <w:shd w:val="clear" w:color="auto" w:fill="002060"/>
+            <w:vAlign w:val="center"/>
+            <w:hideMark/>
+          </w:tcPr>
+          <w:p>
+            <w:pPr>
+              <w:spacing w:after="0"/>
+              <w:rPr>
+                <w:b/>
+                <w:bCs/>
+              </w:rPr>
+            </w:pPr>
+            <w:r>
+              <w:rPr>
+                <w:b/>
+                <w:bCs/>
+              </w:rPr>
+              <w:t>Resultado</w:t>
+            </w:r>
+          </w:p>
+        </w:tc>
+      </w:tr>
+      <w:tr>
+        <w:tc>
+          <w:tcPr>
+            <w:tcW w:w="846" w:type="dxa"/>
+            <w:vAlign w:val="center"/>
+            <w:hideMark/>
+          </w:tcPr>
+          <w:p>
+            <w:pPr>
+              <w:spacing w:after="0"/>
+            </w:pPr>
+            <w:r>
+              <w:t>PA-01</w:t>
+            </w:r>
+          </w:p>
+        </w:tc>
+        <w:tc>
+          <w:tcPr>
+            <w:tcW w:w="2565" w:type="dxa"/>
+            <w:vAlign w:val="center"/>
+            <w:hideMark/>
+          </w:tcPr>
+          <w:p>
+            <w:pPr>
+              <w:spacing w:after="0"/>
+            </w:pPr>
+            <w:r>
+              <w:t>Menú público, celular 360 px, claro</w:t>
+            </w:r>
+          </w:p>
+        </w:tc>
+        <w:tc>
+          <w:tcPr>
+            <w:tcW w:w="0" w:type="auto"/>
+            <w:vAlign w:val="center"/>
+            <w:hideMark/>
+          </w:tcPr>
+          <w:p>
+            <w:pPr>
+              <w:spacing w:after="0"/>
+            </w:pPr>
+            <w:r>
+              <w:t>Sin scroll horizontal; barra inferior fija; selector de categoría en cuadrícula de 4; textos legibles</w:t>
+            </w:r>
+          </w:p>
+        </w:tc>
+        <w:tc>
+          <w:tcPr>
+            <w:tcW w:w="0" w:type="auto"/>
+            <w:vAlign w:val="center"/>
+            <w:hideMark/>
+          </w:tcPr>
+          <w:p>
+            <w:pPr>
+              <w:spacing w:after="0"/>
+            </w:pPr>
+            <w:r>
+              <w:t>Sin ejecutar</w:t>
+            </w:r>
+          </w:p>
+        </w:tc>
+      </w:tr>
+      <w:tr>
+        <w:tc>
+          <w:tcPr>
+            <w:tcW w:w="846" w:type="dxa"/>
+            <w:vAlign w:val="center"/>
+            <w:hideMark/>
+          </w:tcPr>
+          <w:p>
+            <w:pPr>
+              <w:spacing w:after="0"/>
+            </w:pPr>
+            <w:r>
+              <w:t>PA-02</w:t>
+            </w:r>
+          </w:p>
+        </w:tc>
+        <w:tc>
+          <w:tcPr>
+            <w:tcW w:w="2565" w:type="dxa"/>
+            <w:vAlign w:val="center"/>
+            <w:hideMark/>
+          </w:tcPr>
+          <w:p>
+            <w:pPr>
+              <w:spacing w:after="0"/>
+            </w:pPr>
+            <w:r>
+              <w:t>Menú público, celular 414 px, oscuro</w:t>
+            </w:r>
+          </w:p>
+        </w:tc>
+        <w:tc>
+          <w:tcPr>
+            <w:tcW w:w="0" w:type="auto"/>
+            <w:vAlign w:val="center"/>
+            <w:hideMark/>
+          </w:tcPr>
+          <w:p>
+            <w:pPr>
+              <w:spacing w:after="0"/>
+            </w:pPr>
+            <w:r>
+              <w:t>Mismo comportamiento; contraste legible; el tema persiste al recargar (</w:t>
+            </w:r>
+            <w:r>
+              <w:rPr>
+                <w:rStyle w:val="CdigoHTML"/>
+                <w:rFonts w:eastAsia="Calibri"/>
+              </w:rPr>
+              <w:t>casino_tema</w:t>
+            </w:r>
+            <w:r>
+              <w:t>)</w:t>
+            </w:r>
+          </w:p>
+        </w:tc>
+        <w:tc>
+          <w:tcPr>
+            <w:tcW w:w="0" w:type="auto"/>
+            <w:vAlign w:val="center"/>
+            <w:hideMark/>
+          </w:tcPr>
+          <w:p>
+            <w:pPr>
+              <w:spacing w:after="0"/>
+            </w:pPr>
+            <w:r>
+              <w:t>Sin ejecutar</w:t>
+            </w:r>
+          </w:p>
+        </w:tc>
+      </w:tr>
+      <w:tr>
+        <w:tc>
+          <w:tcPr>
+            <w:tcW w:w="846" w:type="dxa"/>
+            <w:vAlign w:val="center"/>
+            <w:hideMark/>
+          </w:tcPr>
+          <w:p>
+            <w:pPr>
+              <w:spacing w:after="0"/>
+            </w:pPr>
+            <w:r>
+              <w:t>PA-03</w:t>
+            </w:r>
+          </w:p>
+        </w:tc>
+        <w:tc>
+          <w:tcPr>
+            <w:tcW w:w="2565" w:type="dxa"/>
+            <w:vAlign w:val="center"/>
+            <w:hideMark/>
+          </w:tcPr>
+          <w:p>
+            <w:pPr>
+              <w:spacing w:after="0"/>
+            </w:pPr>
+            <w:r>
+              <w:t>Detalle de plato, celular</w:t>
+            </w:r>
+          </w:p>
+        </w:tc>
+        <w:tc>
+          <w:tcPr>
+            <w:tcW w:w="0" w:type="auto"/>
+            <w:vAlign w:val="center"/>
+            <w:hideMark/>
+          </w:tcPr>
+          <w:p>
+            <w:pPr>
+              <w:spacing w:after="0"/>
+            </w:pPr>
+            <w:r>
+              <w:t>Se abre como hoja inferior (bottom sheet); botón de detalles accesible</w:t>
+            </w:r>
+          </w:p>
+        </w:tc>
+        <w:tc>
+          <w:tcPr>
+            <w:tcW w:w="0" w:type="auto"/>
+            <w:vAlign w:val="center"/>
+            <w:hideMark/>
+          </w:tcPr>
+          <w:p>
+            <w:pPr>
+              <w:spacing w:after="0"/>
+            </w:pPr>
+            <w:r>
+              <w:t>Sin ejecutar</w:t>
+            </w:r>
+          </w:p>
+        </w:tc>
+      </w:tr>
+      <w:tr>
+        <w:tc>
+          <w:tcPr>
+            <w:tcW w:w="846" w:type="dxa"/>
+            <w:vAlign w:val="center"/>
+            <w:hideMark/>
+          </w:tcPr>
+          <w:p>
+            <w:pPr>
+              <w:spacing w:after="0"/>
+            </w:pPr>
+            <w:r>
+              <w:t>PA-04</w:t>
+            </w:r>
+          </w:p>
+        </w:tc>
+        <w:tc>
+          <w:tcPr>
+            <w:tcW w:w="2565" w:type="dxa"/>
+            <w:vAlign w:val="center"/>
+            <w:hideMark/>
+          </w:tcPr>
+          <w:p>
+            <w:pPr>
+              <w:spacing w:after="0"/>
+            </w:pPr>
+            <w:r>
+              <w:t>Menú público, tablet 768 px</w:t>
+            </w:r>
+          </w:p>
+        </w:tc>
+        <w:tc>
+          <w:tcPr>
+            <w:tcW w:w="0" w:type="auto"/>
+            <w:vAlign w:val="center"/>
+            <w:hideMark/>
+          </w:tcPr>
+          <w:p>
+            <w:pPr>
+              <w:spacing w:after="0"/>
+            </w:pPr>
+            <w:r>
+              <w:t>Layout intermedio (601–1100 px) sin desbordes</w:t>
+            </w:r>
+          </w:p>
+        </w:tc>
+        <w:tc>
+          <w:tcPr>
+            <w:tcW w:w="0" w:type="auto"/>
+            <w:vAlign w:val="center"/>
+            <w:hideMark/>
+          </w:tcPr>
+          <w:p>
+            <w:pPr>
+              <w:spacing w:after="0"/>
+            </w:pPr>
+            <w:r>
+              <w:t>Sin ejecutar</w:t>
+            </w:r>
+          </w:p>
+        </w:tc>
+      </w:tr>
+      <w:tr>
+        <w:tc>
+          <w:tcPr>
+            <w:tcW w:w="846" w:type="dxa"/>
+            <w:vAlign w:val="center"/>
+            <w:hideMark/>
+          </w:tcPr>
+          <w:p>
+            <w:pPr>
+              <w:spacing w:after="0"/>
+            </w:pPr>
+            <w:r>
+              <w:t>PA-05</w:t>
+            </w:r>
+          </w:p>
+        </w:tc>
+        <w:tc>
+          <w:tcPr>
+            <w:tcW w:w="2565" w:type="dxa"/>
+            <w:vAlign w:val="center"/>
+            <w:hideMark/>
+          </w:tcPr>
+          <w:p>
+            <w:pPr>
+              <w:spacing w:after="0"/>
+            </w:pPr>
+            <w:r>
+              <w:t>Menú público, computador ≥ 1280 px</w:t>
+            </w:r>
+          </w:p>
+        </w:tc>
+        <w:tc>
+          <w:tcPr>
+            <w:tcW w:w="0" w:type="auto"/>
+            <w:vAlign w:val="center"/>
+            <w:hideMark/>
+          </w:tcPr>
+          <w:p>
+            <w:pPr>
+              <w:spacing w:after="0"/>
+            </w:pPr>
+            <w:r>
+              <w:t>Barra lateral; sin barra inferior</w:t>
+            </w:r>
+          </w:p>
+        </w:tc>
+        <w:tc>
+          <w:tcPr>
+            <w:tcW w:w="0" w:type="auto"/>
+            <w:vAlign w:val="center"/>
+            <w:hideMark/>
+          </w:tcPr>
+          <w:p>
+            <w:pPr>
+              <w:spacing w:after="0"/>
+            </w:pPr>
+            <w:r>
+              <w:t>Sin ejecutar</w:t>
+            </w:r>
+          </w:p>
+        </w:tc>
+      </w:tr>
+      <w:tr>
+        <w:tc>
+          <w:tcPr>
+            <w:tcW w:w="846" w:type="dxa"/>
+            <w:vAlign w:val="center"/>
+            <w:hideMark/>
+          </w:tcPr>
+          <w:p>
+            <w:pPr>
+              <w:spacing w:after="0"/>
+            </w:pPr>
+            <w:r>
+              <w:t>PA-06</w:t>
+            </w:r>
+          </w:p>
+        </w:tc>
+        <w:tc>
+          <w:tcPr>
+            <w:tcW w:w="2565" w:type="dxa"/>
+            <w:vAlign w:val="center"/>
+            <w:hideMark/>
+          </w:tcPr>
+          <w:p>
+            <w:pPr>
+              <w:spacing w:after="0"/>
+            </w:pPr>
+            <w:r>
+              <w:t>Caja, tablet real</w:t>
+            </w:r>
+          </w:p>
+        </w:tc>
+        <w:tc>
+          <w:tcPr>
+            <w:tcW w:w="0" w:type="auto"/>
+            <w:vAlign w:val="center"/>
+            <w:hideMark/>
+          </w:tcPr>
+          <w:p>
+            <w:pPr>
+              <w:spacing w:after="0"/>
+            </w:pPr>
+            <w:r>
+              <w:t>Botones por categoría de 200 px de alto; objetivos táctiles ≥ 44 px</w:t>
+            </w:r>
+          </w:p>
+        </w:tc>
+        <w:tc>
+          <w:tcPr>
+            <w:tcW w:w="0" w:type="auto"/>
+            <w:vAlign w:val="center"/>
+            <w:hideMark/>
+          </w:tcPr>
+          <w:p>
+            <w:pPr>
+              <w:spacing w:after="0"/>
+            </w:pPr>
+            <w:r>
+              <w:t>Sin ejecutar</w:t>
+            </w:r>
+          </w:p>
+        </w:tc>
+      </w:tr>
+      <w:tr>
+        <w:tc>
+          <w:tcPr>
+            <w:tcW w:w="846" w:type="dxa"/>
+            <w:vAlign w:val="center"/>
+            <w:hideMark/>
+          </w:tcPr>
+          <w:p>
+            <w:pPr>
+              <w:spacing w:after="0"/>
+            </w:pPr>
+            <w:r>
+              <w:t>PA-07</w:t>
+            </w:r>
+          </w:p>
+        </w:tc>
+        <w:tc>
+          <w:tcPr>
+            <w:tcW w:w="2565" w:type="dxa"/>
+            <w:vAlign w:val="center"/>
+            <w:hideMark/>
+          </w:tcPr>
+          <w:p>
+            <w:pPr>
+              <w:spacing w:after="0"/>
+            </w:pPr>
+            <w:r>
+              <w:t>Caja, celular ≤ 600 px</w:t>
+            </w:r>
+          </w:p>
+        </w:tc>
+        <w:tc>
+          <w:tcPr>
+            <w:tcW w:w="0" w:type="auto"/>
+            <w:vAlign w:val="center"/>
+            <w:hideMark/>
+          </w:tcPr>
+          <w:p>
+            <w:pPr>
+              <w:spacing w:after="0"/>
+            </w:pPr>
+            <w:r>
+              <w:t>2 columnas, botones de 150 px (136 px a ≤ 380 px)</w:t>
+            </w:r>
+          </w:p>
+        </w:tc>
+        <w:tc>
+          <w:tcPr>
+            <w:tcW w:w="0" w:type="auto"/>
+            <w:vAlign w:val="center"/>
+            <w:hideMark/>
+          </w:tcPr>
+          <w:p>
+            <w:pPr>
+              <w:spacing w:after="0"/>
+            </w:pPr>
+            <w:r>
+              <w:t>Sin ejecutar</w:t>
+            </w:r>
+          </w:p>
+        </w:tc>
+      </w:tr>
+      <w:tr>
+        <w:tc>
+          <w:tcPr>
+            <w:tcW w:w="846" w:type="dxa"/>
+            <w:vAlign w:val="center"/>
+            <w:hideMark/>
+          </w:tcPr>
+          <w:p>
+            <w:pPr>
+              <w:spacing w:after="0"/>
+            </w:pPr>
+            <w:r>
+              <w:t>PA-08</w:t>
+            </w:r>
+          </w:p>
+        </w:tc>
+        <w:tc>
+          <w:tcPr>
+            <w:tcW w:w="2565" w:type="dxa"/>
+            <w:vAlign w:val="center"/>
+            <w:hideMark/>
+          </w:tcPr>
+          <w:p>
+            <w:pPr>
+              <w:spacing w:after="0"/>
+            </w:pPr>
+            <w:r>
+              <w:t>Caja en horizontal, alto ≤ 640 px</w:t>
+            </w:r>
+          </w:p>
+        </w:tc>
+        <w:tc>
+          <w:tcPr>
+            <w:tcW w:w="0" w:type="auto"/>
+            <w:vAlign w:val="center"/>
+            <w:hideMark/>
+          </w:tcPr>
+          <w:p>
+            <w:pPr>
+              <w:spacing w:after="0"/>
+            </w:pPr>
+            <w:r>
+              <w:t>Botones de 120 px, todo visible sin scroll</w:t>
+            </w:r>
+          </w:p>
+        </w:tc>
+        <w:tc>
+          <w:tcPr>
+            <w:tcW w:w="0" w:type="auto"/>
+            <w:vAlign w:val="center"/>
+            <w:hideMark/>
+          </w:tcPr>
+          <w:p>
+            <w:pPr>
+              <w:spacing w:after="0"/>
+            </w:pPr>
+            <w:r>
+              <w:t>Sin ejecutar</w:t>
+            </w:r>
+          </w:p>
+        </w:tc>
+      </w:tr>
+      <w:tr>
+        <w:tc>
+          <w:tcPr>
+            <w:tcW w:w="846" w:type="dxa"/>
+            <w:vAlign w:val="center"/>
+            <w:hideMark/>
+          </w:tcPr>
+          <w:p>
+            <w:pPr>
+              <w:spacing w:after="0"/>
+            </w:pPr>
+            <w:r>
+              <w:t>PA-09</w:t>
+            </w:r>
+          </w:p>
+        </w:tc>
+        <w:tc>
+          <w:tcPr>
+            <w:tcW w:w="2565" w:type="dxa"/>
+            <w:vAlign w:val="center"/>
+            <w:hideMark/>
+          </w:tcPr>
+          <w:p>
+            <w:pPr>
+              <w:spacing w:after="0"/>
+            </w:pPr>
+            <w:r>
+              <w:t>Cocina / jornada, tablet</w:t>
+            </w:r>
+          </w:p>
+        </w:tc>
+        <w:tc>
+          <w:tcPr>
+            <w:tcW w:w="0" w:type="auto"/>
+            <w:vAlign w:val="center"/>
+            <w:hideMark/>
+          </w:tcPr>
+          <w:p>
+            <w:pPr>
+              <w:spacing w:after="0"/>
+            </w:pPr>
+            <w:r>
+              <w:t>Ajuste de stock con campos de 16 px (sin zoom automático en iOS)</w:t>
+            </w:r>
+          </w:p>
+        </w:tc>
+        <w:tc>
+          <w:tcPr>
+            <w:tcW w:w="0" w:type="auto"/>
+            <w:vAlign w:val="center"/>
+            <w:hideMark/>
+          </w:tcPr>
+          <w:p>
+            <w:pPr>
+              <w:spacing w:after="0"/>
+            </w:pPr>
+            <w:r>
+              <w:t>Sin ejecutar</w:t>
+            </w:r>
+          </w:p>
+        </w:tc>
+      </w:tr>
+      <w:tr>
+        <w:tc>
+          <w:tcPr>
+            <w:tcW w:w="846" w:type="dxa"/>
+            <w:vAlign w:val="center"/>
+            <w:hideMark/>
+          </w:tcPr>
+          <w:p>
+            <w:pPr>
+              <w:spacing w:after="0"/>
+            </w:pPr>
+            <w:r>
+              <w:t>PA-10</w:t>
+            </w:r>
+          </w:p>
+        </w:tc>
+        <w:tc>
+          <w:tcPr>
+            <w:tcW w:w="2565" w:type="dxa"/>
+            <w:vAlign w:val="center"/>
+            <w:hideMark/>
+          </w:tcPr>
+          <w:p>
+            <w:pPr>
+              <w:spacing w:after="0"/>
+            </w:pPr>
+            <w:r>
+              <w:t>Gestión (ingredientes, planificación), celular</w:t>
+            </w:r>
+          </w:p>
+        </w:tc>
+        <w:tc>
+          <w:tcPr>
+            <w:tcW w:w="0" w:type="auto"/>
+            <w:vAlign w:val="center"/>
+            <w:hideMark/>
+          </w:tcPr>
+          <w:p>
+            <w:pPr>
+              <w:spacing w:after="0"/>
+            </w:pPr>
+            <w:r>
+              <w:t>Tablas con scroll horizontal dentro del contenedor (ancho mínimo 520 px); la página no se desborda</w:t>
+            </w:r>
+          </w:p>
+        </w:tc>
+        <w:tc>
+          <w:tcPr>
+            <w:tcW w:w="0" w:type="auto"/>
+            <w:vAlign w:val="center"/>
+            <w:hideMark/>
+          </w:tcPr>
+          <w:p>
+            <w:pPr>
+              <w:spacing w:after="0"/>
+            </w:pPr>
+            <w:r>
+              <w:t>Sin ejecutar</w:t>
+            </w:r>
+          </w:p>
+        </w:tc>
+      </w:tr>
+      <w:tr>
+        <w:tc>
+          <w:tcPr>
+            <w:tcW w:w="846" w:type="dxa"/>
+            <w:vAlign w:val="center"/>
+            <w:hideMark/>
+          </w:tcPr>
+          <w:p>
+            <w:pPr>
+              <w:spacing w:after="0"/>
+            </w:pPr>
+            <w:r>
+              <w:t>PA-11</w:t>
+            </w:r>
+          </w:p>
+        </w:tc>
+        <w:tc>
+          <w:tcPr>
+            <w:tcW w:w="2565" w:type="dxa"/>
+            <w:vAlign w:val="center"/>
+            <w:hideMark/>
+          </w:tcPr>
+          <w:p>
+            <w:pPr>
+              <w:spacing w:after="0"/>
+            </w:pPr>
+            <w:r>
+              <w:t>Modales de gestión, celular ≤ 600 px</w:t>
+            </w:r>
+          </w:p>
+        </w:tc>
+        <w:tc>
+          <w:tcPr>
+            <w:tcW w:w="0" w:type="auto"/>
+            <w:vAlign w:val="center"/>
+            <w:hideMark/>
+          </w:tcPr>
+          <w:p>
+            <w:pPr>
+              <w:spacing w:after="0"/>
+            </w:pPr>
+            <w:r>
+              <w:t>Se muestran como hoja inferior; se pueden cerrar</w:t>
+            </w:r>
+          </w:p>
+        </w:tc>
+        <w:tc>
+          <w:tcPr>
+            <w:tcW w:w="0" w:type="auto"/>
+            <w:vAlign w:val="center"/>
+            <w:hideMark/>
+          </w:tcPr>
+          <w:p>
+            <w:pPr>
+              <w:spacing w:after="0"/>
+            </w:pPr>
+            <w:r>
+              <w:t>Sin ejecutar</w:t>
+            </w:r>
+          </w:p>
+        </w:tc>
+      </w:tr>
+    </w:tbl>
+    <w:p/>
+    <w:p>
+      <w:pPr>
+        <w:pStyle w:val="Ttulo1"/>
+      </w:pPr>
+      <w:r>
         <w:t>6. Registro de incidencias</w:t>
       </w:r>
     </w:p>
@@ -2868,47 +6008,7 @@
               <w:spacing w:after="0" w:line="240" w:lineRule="auto"/>
             </w:pPr>
             <w:r>
-              <w:t>Un precio no numérico (ej. "</w:t>
-            </w:r>
-            <w:proofErr w:type="spellStart"/>
-            <w:r>
-              <w:t>abc</w:t>
-            </w:r>
-            <w:proofErr w:type="spellEnd"/>
-            <w:r>
-              <w:t xml:space="preserve">") pasaba la validación, porque </w:t>
-            </w:r>
-            <w:proofErr w:type="spellStart"/>
-            <w:r>
-              <w:t>Number</w:t>
-            </w:r>
-            <w:proofErr w:type="spellEnd"/>
-            <w:r>
-              <w:t>("</w:t>
-            </w:r>
-            <w:proofErr w:type="spellStart"/>
-            <w:r>
-              <w:t>abc</w:t>
-            </w:r>
-            <w:proofErr w:type="spellEnd"/>
-            <w:r>
-              <w:t xml:space="preserve">") da </w:t>
-            </w:r>
-            <w:proofErr w:type="spellStart"/>
-            <w:r>
-              <w:t>NaN</w:t>
-            </w:r>
-            <w:proofErr w:type="spellEnd"/>
-            <w:r>
-              <w:t xml:space="preserve"> y "</w:t>
-            </w:r>
-            <w:proofErr w:type="spellStart"/>
-            <w:r>
-              <w:t>NaN</w:t>
-            </w:r>
-            <w:proofErr w:type="spellEnd"/>
-            <w:r>
-              <w:t xml:space="preserve"> &lt; 0" evalúa a false. La base de datos terminaba rechazándolo con un error 500 genérico.</w:t>
+              <w:t>Un precio no numérico (ej. "abc") pasaba la validación, porque Number("abc") da NaN y "NaN &lt; 0" evalúa a false. La base de datos terminaba rechazándolo con un error 500 genérico.</w:t>
             </w:r>
           </w:p>
         </w:tc>
@@ -2927,20 +6027,7 @@
               <w:spacing w:after="0" w:line="240" w:lineRule="auto"/>
             </w:pPr>
             <w:r>
-              <w:t xml:space="preserve">Se agregó una verificación explícita con </w:t>
-            </w:r>
-            <w:proofErr w:type="spellStart"/>
-            <w:proofErr w:type="gramStart"/>
-            <w:r>
-              <w:t>isNaN</w:t>
-            </w:r>
-            <w:proofErr w:type="spellEnd"/>
-            <w:r>
-              <w:t>(</w:t>
-            </w:r>
-            <w:proofErr w:type="gramEnd"/>
-            <w:r>
-              <w:t>) antes de comparar, para rechazar el valor con un 400 claro en vez de dejar que llegara a la base de datos.</w:t>
+              <w:t>Se agregó una verificación explícita con isNaN() antes de comparar, para rechazar el valor con un 400 claro en vez de dejar que llegara a la base de datos.</w:t>
             </w:r>
           </w:p>
         </w:tc>
@@ -2959,7 +6046,19 @@
               <w:spacing w:after="0" w:line="240" w:lineRule="auto"/>
             </w:pPr>
             <w:r>
-              <w:t>2026-09-15</w:t>
+              <w:t>15</w:t>
+            </w:r>
+            <w:r>
+              <w:t>-</w:t>
+            </w:r>
+            <w:r>
+              <w:t>09</w:t>
+            </w:r>
+            <w:r>
+              <w:t>-</w:t>
+            </w:r>
+            <w:r>
+              <w:t>2026</w:t>
             </w:r>
           </w:p>
         </w:tc>
@@ -3018,15 +6117,11 @@
               <w:spacing w:after="0" w:line="240" w:lineRule="auto"/>
             </w:pPr>
             <w:r>
-              <w:t xml:space="preserve">Un cuerpo de solicitud con JSON malformado no tenía manejo explícito: Express lo lanzaba como </w:t>
-            </w:r>
-            <w:proofErr w:type="spellStart"/>
-            <w:r>
-              <w:t>SyntaxError</w:t>
-            </w:r>
-            <w:proofErr w:type="spellEnd"/>
-            <w:r>
-              <w:t xml:space="preserve"> y el manejador central lo devolvía como 500, exponiendo un error técnico crudo al cliente.</w:t>
+              <w:t xml:space="preserve">Un cuerpo de solicitud con JSON malformado no tenía manejo explícito: Express lo lanzaba como SyntaxError y el </w:t>
+            </w:r>
+            <w:r>
+              <w:lastRenderedPageBreak/>
+              <w:t>manejador central lo devolvía como 500, exponiendo un error técnico crudo al cliente.</w:t>
             </w:r>
           </w:p>
         </w:tc>
@@ -3045,23 +6140,12 @@
               <w:spacing w:after="0" w:line="240" w:lineRule="auto"/>
             </w:pPr>
             <w:r>
-              <w:t xml:space="preserve">Se agregó una verificación específica para </w:t>
-            </w:r>
-            <w:proofErr w:type="spellStart"/>
-            <w:r>
-              <w:t>SyntaxError</w:t>
-            </w:r>
-            <w:proofErr w:type="spellEnd"/>
-            <w:r>
-              <w:t xml:space="preserve"> con la propiedad </w:t>
-            </w:r>
-            <w:proofErr w:type="spellStart"/>
-            <w:r>
-              <w:t>body</w:t>
-            </w:r>
-            <w:proofErr w:type="spellEnd"/>
-            <w:r>
-              <w:t>, devolviendo un 400 con un mensaje entendible.</w:t>
+              <w:lastRenderedPageBreak/>
+              <w:t xml:space="preserve">Se agregó una verificación específica para SyntaxError con la propiedad body, </w:t>
+            </w:r>
+            <w:r>
+              <w:lastRenderedPageBreak/>
+              <w:t>devolviendo un 400 con un mensaje entendible.</w:t>
             </w:r>
           </w:p>
         </w:tc>
@@ -3080,7 +6164,217 @@
               <w:spacing w:after="0" w:line="240" w:lineRule="auto"/>
             </w:pPr>
             <w:r>
-              <w:t>2026-09-15</w:t>
+              <w:lastRenderedPageBreak/>
+              <w:t>15-09-2026</w:t>
+            </w:r>
+          </w:p>
+        </w:tc>
+      </w:tr>
+      <w:tr>
+        <w:tc>
+          <w:tcPr>
+            <w:tcW w:w="799" w:type="dxa"/>
+            <w:tcMar>
+              <w:top w:w="80" w:type="dxa"/>
+              <w:left w:w="80" w:type="dxa"/>
+              <w:bottom w:w="80" w:type="dxa"/>
+              <w:right w:w="80" w:type="dxa"/>
+            </w:tcMar>
+          </w:tcPr>
+          <w:p>
+            <w:pPr>
+              <w:spacing w:after="0" w:line="240" w:lineRule="auto"/>
+            </w:pPr>
+            <w:r>
+              <w:t>INC-06</w:t>
+            </w:r>
+          </w:p>
+        </w:tc>
+        <w:tc>
+          <w:tcPr>
+            <w:tcW w:w="2455" w:type="dxa"/>
+            <w:tcMar>
+              <w:top w:w="80" w:type="dxa"/>
+              <w:left w:w="80" w:type="dxa"/>
+              <w:bottom w:w="80" w:type="dxa"/>
+              <w:right w:w="80" w:type="dxa"/>
+            </w:tcMar>
+          </w:tcPr>
+          <w:p>
+            <w:pPr>
+              <w:spacing w:after="0" w:line="240" w:lineRule="auto"/>
+            </w:pPr>
+            <w:r>
+              <w:t>utils/fecha.js</w:t>
+            </w:r>
+          </w:p>
+        </w:tc>
+        <w:tc>
+          <w:tcPr>
+            <w:tcW w:w="2894" w:type="dxa"/>
+            <w:tcMar>
+              <w:top w:w="80" w:type="dxa"/>
+              <w:left w:w="80" w:type="dxa"/>
+              <w:bottom w:w="80" w:type="dxa"/>
+              <w:right w:w="80" w:type="dxa"/>
+            </w:tcMar>
+          </w:tcPr>
+          <w:p>
+            <w:pPr>
+              <w:spacing w:after="0" w:line="240" w:lineRule="auto"/>
+            </w:pPr>
+            <w:r>
+              <w:t>El “hoy” saltaba al día siguiente después de las 21:00, por usar la hora del servidor en lugar de la de Chile.</w:t>
+            </w:r>
+          </w:p>
+        </w:tc>
+        <w:tc>
+          <w:tcPr>
+            <w:tcW w:w="2352" w:type="dxa"/>
+            <w:tcMar>
+              <w:top w:w="80" w:type="dxa"/>
+              <w:left w:w="80" w:type="dxa"/>
+              <w:bottom w:w="80" w:type="dxa"/>
+              <w:right w:w="80" w:type="dxa"/>
+            </w:tcMar>
+          </w:tcPr>
+          <w:p>
+            <w:pPr>
+              <w:spacing w:after="0" w:line="240" w:lineRule="auto"/>
+            </w:pPr>
+            <w:r>
+              <w:t>Se fijó America/Santiago en la aplicación y en la base de datos.</w:t>
+            </w:r>
+          </w:p>
+        </w:tc>
+        <w:tc>
+          <w:tcPr>
+            <w:tcW w:w="1560" w:type="dxa"/>
+            <w:tcMar>
+              <w:top w:w="80" w:type="dxa"/>
+              <w:left w:w="80" w:type="dxa"/>
+              <w:bottom w:w="80" w:type="dxa"/>
+              <w:right w:w="80" w:type="dxa"/>
+            </w:tcMar>
+          </w:tcPr>
+          <w:p>
+            <w:pPr>
+              <w:spacing w:after="0" w:line="240" w:lineRule="auto"/>
+            </w:pPr>
+            <w:r>
+              <w:t>15</w:t>
+            </w:r>
+            <w:r>
+              <w:t>-</w:t>
+            </w:r>
+            <w:r>
+              <w:t>10</w:t>
+            </w:r>
+            <w:r>
+              <w:t>-</w:t>
+            </w:r>
+            <w:r>
+              <w:t>2026</w:t>
+            </w:r>
+          </w:p>
+        </w:tc>
+      </w:tr>
+      <w:tr>
+        <w:tc>
+          <w:tcPr>
+            <w:tcW w:w="799" w:type="dxa"/>
+            <w:tcMar>
+              <w:top w:w="80" w:type="dxa"/>
+              <w:left w:w="80" w:type="dxa"/>
+              <w:bottom w:w="80" w:type="dxa"/>
+              <w:right w:w="80" w:type="dxa"/>
+            </w:tcMar>
+          </w:tcPr>
+          <w:p>
+            <w:pPr>
+              <w:spacing w:after="0" w:line="240" w:lineRule="auto"/>
+            </w:pPr>
+            <w:r>
+              <w:t>INC-07</w:t>
+            </w:r>
+          </w:p>
+        </w:tc>
+        <w:tc>
+          <w:tcPr>
+            <w:tcW w:w="2455" w:type="dxa"/>
+            <w:tcMar>
+              <w:top w:w="80" w:type="dxa"/>
+              <w:left w:w="80" w:type="dxa"/>
+              <w:bottom w:w="80" w:type="dxa"/>
+              <w:right w:w="80" w:type="dxa"/>
+            </w:tcMar>
+          </w:tcPr>
+          <w:p>
+            <w:pPr>
+              <w:spacing w:after="0" w:line="240" w:lineRule="auto"/>
+            </w:pPr>
+            <w:r>
+              <w:t>Subida de fotos</w:t>
+            </w:r>
+          </w:p>
+        </w:tc>
+        <w:tc>
+          <w:tcPr>
+            <w:tcW w:w="2894" w:type="dxa"/>
+            <w:tcMar>
+              <w:top w:w="80" w:type="dxa"/>
+              <w:left w:w="80" w:type="dxa"/>
+              <w:bottom w:w="80" w:type="dxa"/>
+              <w:right w:w="80" w:type="dxa"/>
+            </w:tcMar>
+          </w:tcPr>
+          <w:p>
+            <w:pPr>
+              <w:spacing w:after="0" w:line="240" w:lineRule="auto"/>
+            </w:pPr>
+            <w:r>
+              <w:t>Una imagen inválida devuelve 500 en vez de 400 (RNF-13 “Parcial”)</w:t>
+            </w:r>
+          </w:p>
+        </w:tc>
+        <w:tc>
+          <w:tcPr>
+            <w:tcW w:w="2352" w:type="dxa"/>
+            <w:tcMar>
+              <w:top w:w="80" w:type="dxa"/>
+              <w:left w:w="80" w:type="dxa"/>
+              <w:bottom w:w="80" w:type="dxa"/>
+              <w:right w:w="80" w:type="dxa"/>
+            </w:tcMar>
+          </w:tcPr>
+          <w:p>
+            <w:pPr>
+              <w:spacing w:after="0" w:line="240" w:lineRule="auto"/>
+            </w:pPr>
+            <w:r>
+              <w:t>Pendiente: validar el tipo y tamaño en subida.js y responder 400</w:t>
+            </w:r>
+          </w:p>
+        </w:tc>
+        <w:tc>
+          <w:tcPr>
+            <w:tcW w:w="1560" w:type="dxa"/>
+            <w:tcMar>
+              <w:top w:w="80" w:type="dxa"/>
+              <w:left w:w="80" w:type="dxa"/>
+              <w:bottom w:w="80" w:type="dxa"/>
+              <w:right w:w="80" w:type="dxa"/>
+            </w:tcMar>
+          </w:tcPr>
+          <w:p>
+            <w:pPr>
+              <w:spacing w:after="0" w:line="240" w:lineRule="auto"/>
+            </w:pPr>
+            <w:r>
+              <w:t>Abiert</w:t>
+            </w:r>
+            <w:r>
+              <w:t>a</w:t>
             </w:r>
           </w:p>
         </w:tc>
@@ -3099,28 +6393,11 @@
         <w:pStyle w:val="Prrafodelista"/>
         <w:numPr>
           <w:ilvl w:val="0"/>
-          <w:numId w:val="13"/>
+          <w:numId w:val="14"/>
         </w:numPr>
-        <w:spacing w:after="80"/>
       </w:pPr>
       <w:r>
-        <w:t xml:space="preserve">Incorporar </w:t>
-      </w:r>
-      <w:proofErr w:type="spellStart"/>
-      <w:r>
-        <w:t>Jest</w:t>
-      </w:r>
-      <w:proofErr w:type="spellEnd"/>
-      <w:r>
-        <w:t xml:space="preserve"> para pruebas unitarias automatizadas a partir de Sprint 2, en vez de depender solo de pruebas manuales por </w:t>
-      </w:r>
-      <w:proofErr w:type="spellStart"/>
-      <w:r>
-        <w:t>curl</w:t>
-      </w:r>
-      <w:proofErr w:type="spellEnd"/>
-      <w:r>
-        <w:t>.</w:t>
+        <w:t>Ejecutar y registrar los casos PA-01 a PA-11 antes de la entrega.</w:t>
       </w:r>
     </w:p>
     <w:p>
@@ -3128,12 +6405,11 @@
         <w:pStyle w:val="Prrafodelista"/>
         <w:numPr>
           <w:ilvl w:val="0"/>
-          <w:numId w:val="13"/>
+          <w:numId w:val="14"/>
         </w:numPr>
-        <w:spacing w:after="80"/>
       </w:pPr>
       <w:r>
-        <w:t>Completar la sección 5 con resultados reales al cierre de cada sprint, siguiendo el mismo formato que la sección 4.</w:t>
+        <w:t>Agregar el caso de prueba de la categoría preferida (Sprint 9) al script de integración del estudiante.</w:t>
       </w:r>
     </w:p>
     <w:p>
@@ -3141,18 +6417,24 @@
         <w:pStyle w:val="Prrafodelista"/>
         <w:numPr>
           <w:ilvl w:val="0"/>
-          <w:numId w:val="13"/>
+          <w:numId w:val="14"/>
         </w:numPr>
-        <w:spacing w:after="80"/>
       </w:pPr>
       <w:r>
-        <w:t>Registrar en la sección 6 cualquier error real que aparezca durante el desarrollo, sin esperar a Sprint 5 para hacerlo.</w:t>
+        <w:t>Mover las pruebas de integración a una base de datos aparte de la de desarrollo.</w:t>
       </w:r>
     </w:p>
     <w:p>
       <w:pPr>
-        <w:pStyle w:val="Ttulo1"/>
-      </w:pPr>
+        <w:pStyle w:val="Prrafodelista"/>
+        <w:numPr>
+          <w:ilvl w:val="0"/>
+          <w:numId w:val="14"/>
+        </w:numPr>
+      </w:pPr>
+      <w:r>
+        <w:t>Cerrar la matriz de trazabilidad (RF-17).</w:t>
+      </w:r>
     </w:p>
     <w:sectPr>
       <w:pgSz w:w="12240" w:h="15840"/>
@@ -4430,6 +7712,119 @@
     </w:lvl>
   </w:abstractNum>
   <w:abstractNum w:abstractNumId="12" w15:restartNumberingAfterBreak="0">
+    <w:nsid w:val="7B931C37"/>
+    <w:multiLevelType w:val="hybridMultilevel"/>
+    <w:tmpl w:val="33B40B08"/>
+    <w:lvl w:ilvl="0" w:tplc="340A0001">
+      <w:start w:val="1"/>
+      <w:numFmt w:val="bullet"/>
+      <w:lvlText w:val=""/>
+      <w:lvlJc w:val="left"/>
+      <w:pPr>
+        <w:ind w:left="720" w:hanging="360"/>
+      </w:pPr>
+      <w:rPr>
+        <w:rFonts w:ascii="Symbol" w:hAnsi="Symbol" w:hint="default"/>
+      </w:rPr>
+    </w:lvl>
+    <w:lvl w:ilvl="1" w:tplc="340A0003" w:tentative="1">
+      <w:start w:val="1"/>
+      <w:numFmt w:val="bullet"/>
+      <w:lvlText w:val="o"/>
+      <w:lvlJc w:val="left"/>
+      <w:pPr>
+        <w:ind w:left="1440" w:hanging="360"/>
+      </w:pPr>
+      <w:rPr>
+        <w:rFonts w:ascii="Courier New" w:hAnsi="Courier New" w:cs="Courier New" w:hint="default"/>
+      </w:rPr>
+    </w:lvl>
+    <w:lvl w:ilvl="2" w:tplc="340A0005" w:tentative="1">
+      <w:start w:val="1"/>
+      <w:numFmt w:val="bullet"/>
+      <w:lvlText w:val=""/>
+      <w:lvlJc w:val="left"/>
+      <w:pPr>
+        <w:ind w:left="2160" w:hanging="360"/>
+      </w:pPr>
+      <w:rPr>
+        <w:rFonts w:ascii="Wingdings" w:hAnsi="Wingdings" w:hint="default"/>
+      </w:rPr>
+    </w:lvl>
+    <w:lvl w:ilvl="3" w:tplc="340A0001" w:tentative="1">
+      <w:start w:val="1"/>
+      <w:numFmt w:val="bullet"/>
+      <w:lvlText w:val=""/>
+      <w:lvlJc w:val="left"/>
+      <w:pPr>
+        <w:ind w:left="2880" w:hanging="360"/>
+      </w:pPr>
+      <w:rPr>
+        <w:rFonts w:ascii="Symbol" w:hAnsi="Symbol" w:hint="default"/>
+      </w:rPr>
+    </w:lvl>
+    <w:lvl w:ilvl="4" w:tplc="340A0003" w:tentative="1">
+      <w:start w:val="1"/>
+      <w:numFmt w:val="bullet"/>
+      <w:lvlText w:val="o"/>
+      <w:lvlJc w:val="left"/>
+      <w:pPr>
+        <w:ind w:left="3600" w:hanging="360"/>
+      </w:pPr>
+      <w:rPr>
+        <w:rFonts w:ascii="Courier New" w:hAnsi="Courier New" w:cs="Courier New" w:hint="default"/>
+      </w:rPr>
+    </w:lvl>
+    <w:lvl w:ilvl="5" w:tplc="340A0005" w:tentative="1">
+      <w:start w:val="1"/>
+      <w:numFmt w:val="bullet"/>
+      <w:lvlText w:val=""/>
+      <w:lvlJc w:val="left"/>
+      <w:pPr>
+        <w:ind w:left="4320" w:hanging="360"/>
+      </w:pPr>
+      <w:rPr>
+        <w:rFonts w:ascii="Wingdings" w:hAnsi="Wingdings" w:hint="default"/>
+      </w:rPr>
+    </w:lvl>
+    <w:lvl w:ilvl="6" w:tplc="340A0001" w:tentative="1">
+      <w:start w:val="1"/>
+      <w:numFmt w:val="bullet"/>
+      <w:lvlText w:val=""/>
+      <w:lvlJc w:val="left"/>
+      <w:pPr>
+        <w:ind w:left="5040" w:hanging="360"/>
+      </w:pPr>
+      <w:rPr>
+        <w:rFonts w:ascii="Symbol" w:hAnsi="Symbol" w:hint="default"/>
+      </w:rPr>
+    </w:lvl>
+    <w:lvl w:ilvl="7" w:tplc="340A0003" w:tentative="1">
+      <w:start w:val="1"/>
+      <w:numFmt w:val="bullet"/>
+      <w:lvlText w:val="o"/>
+      <w:lvlJc w:val="left"/>
+      <w:pPr>
+        <w:ind w:left="5760" w:hanging="360"/>
+      </w:pPr>
+      <w:rPr>
+        <w:rFonts w:ascii="Courier New" w:hAnsi="Courier New" w:cs="Courier New" w:hint="default"/>
+      </w:rPr>
+    </w:lvl>
+    <w:lvl w:ilvl="8" w:tplc="340A0005" w:tentative="1">
+      <w:start w:val="1"/>
+      <w:numFmt w:val="bullet"/>
+      <w:lvlText w:val=""/>
+      <w:lvlJc w:val="left"/>
+      <w:pPr>
+        <w:ind w:left="6480" w:hanging="360"/>
+      </w:pPr>
+      <w:rPr>
+        <w:rFonts w:ascii="Wingdings" w:hAnsi="Wingdings" w:hint="default"/>
+      </w:rPr>
+    </w:lvl>
+  </w:abstractNum>
+  <w:abstractNum w:abstractNumId="13" w15:restartNumberingAfterBreak="0">
     <w:nsid w:val="7E8511CD"/>
     <w:multiLevelType w:val="hybridMultilevel"/>
     <w:tmpl w:val="13F065A4"/>
@@ -4529,7 +7924,7 @@
     <w:abstractNumId w:val="11"/>
   </w:num>
   <w:num w:numId="8" w16cid:durableId="84545581">
-    <w:abstractNumId w:val="12"/>
+    <w:abstractNumId w:val="13"/>
   </w:num>
   <w:num w:numId="9" w16cid:durableId="1848864327">
     <w:abstractNumId w:val="8"/>
@@ -4548,6 +7943,9 @@
     <w:lvlOverride w:ilvl="0">
       <w:startOverride w:val="1"/>
     </w:lvlOverride>
+  </w:num>
+  <w:num w:numId="14" w16cid:durableId="769399785">
+    <w:abstractNumId w:val="12"/>
   </w:num>
 </w:numbering>
 </file>
@@ -5331,6 +8729,35 @@
       </w:tblCellMar>
     </w:tblPr>
   </w:style>
+  <w:style w:type="table" w:styleId="Tablaconcuadrcula">
+    <w:name w:val="Table Grid"/>
+    <w:basedOn w:val="Tablanormal"/>
+    <w:uiPriority w:val="39"/>
+    <w:rsid w:val="00A22B6B"/>
+    <w:tblPr>
+      <w:tblBorders>
+        <w:top w:val="single" w:sz="4" w:space="0" w:color="auto"/>
+        <w:left w:val="single" w:sz="4" w:space="0" w:color="auto"/>
+        <w:bottom w:val="single" w:sz="4" w:space="0" w:color="auto"/>
+        <w:right w:val="single" w:sz="4" w:space="0" w:color="auto"/>
+        <w:insideH w:val="single" w:sz="4" w:space="0" w:color="auto"/>
+        <w:insideV w:val="single" w:sz="4" w:space="0" w:color="auto"/>
+      </w:tblBorders>
+    </w:tblPr>
+  </w:style>
+  <w:style w:type="character" w:styleId="CdigoHTML">
+    <w:name w:val="HTML Code"/>
+    <w:basedOn w:val="Fuentedeprrafopredeter"/>
+    <w:uiPriority w:val="99"/>
+    <w:semiHidden/>
+    <w:unhideWhenUsed/>
+    <w:rsid w:val="00B84418"/>
+    <w:rPr>
+      <w:rFonts w:ascii="Courier New" w:eastAsia="Times New Roman" w:hAnsi="Courier New" w:cs="Courier New"/>
+      <w:sz w:val="20"/>
+      <w:szCs w:val="20"/>
+    </w:rPr>
+  </w:style>
 </w:styles>
 </file>
 
